--- a/Document/報告/347-114-27-報告.docx
+++ b/Document/報告/347-114-27-報告.docx
@@ -1,6 +1,6 @@
 
 <file path=word/document.xml><?xml version="1.0" encoding="utf-8"?>
-<w:document xmlns:wpc="http://schemas.microsoft.com/office/word/2010/wordprocessingCanvas" xmlns:cx="http://schemas.microsoft.com/office/drawing/2014/chartex" xmlns:cx1="http://schemas.microsoft.com/office/drawing/2015/9/8/chartex" xmlns:cx2="http://schemas.microsoft.com/office/drawing/2015/10/21/chartex" xmlns:cx3="http://schemas.microsoft.com/office/drawing/2016/5/9/chartex" xmlns:cx4="http://schemas.microsoft.com/office/drawing/2016/5/10/chartex" xmlns:cx5="http://schemas.microsoft.com/office/drawing/2016/5/11/chartex" xmlns:cx6="http://schemas.microsoft.com/office/drawing/2016/5/12/chartex" xmlns:cx7="http://schemas.microsoft.com/office/drawing/2016/5/13/chartex" xmlns:cx8="http://schemas.microsoft.com/office/drawing/2016/5/14/chartex" xmlns:mc="http://schemas.openxmlformats.org/markup-compatibility/2006" xmlns:aink="http://schemas.microsoft.com/office/drawing/2016/ink" xmlns:am3d="http://schemas.microsoft.com/office/drawing/2017/model3d" xmlns:o="urn:schemas-microsoft-com:office:office" xmlns:r="http://schemas.openxmlformats.org/officeDocument/2006/relationships" xmlns:m="http://schemas.openxmlformats.org/officeDocument/2006/math" xmlns:v="urn:schemas-microsoft-com:vml" xmlns:wp14="http://schemas.microsoft.com/office/word/2010/wordprocessingDrawing" xmlns:wp="http://schemas.openxmlformats.org/drawingml/2006/wordprocessingDrawing" xmlns:w10="urn:schemas-microsoft-com:office:word" xmlns:w="http://schemas.openxmlformats.org/wordprocessingml/2006/main" xmlns:w14="http://schemas.microsoft.com/office/word/2010/wordml" xmlns:w15="http://schemas.microsoft.com/office/word/2012/wordml" xmlns:w16cex="http://schemas.microsoft.com/office/word/2018/wordml/cex" xmlns:w16cid="http://schemas.microsoft.com/office/word/2016/wordml/cid" xmlns:w16="http://schemas.microsoft.com/office/word/2018/wordml" xmlns:w16sdtdh="http://schemas.microsoft.com/office/word/2020/wordml/sdtdatahash" xmlns:w16se="http://schemas.microsoft.com/office/word/2015/wordml/symex" xmlns:wpg="http://schemas.microsoft.com/office/word/2010/wordprocessingGroup" xmlns:wpi="http://schemas.microsoft.com/office/word/2010/wordprocessingInk" xmlns:wne="http://schemas.microsoft.com/office/word/2006/wordml" xmlns:wps="http://schemas.microsoft.com/office/word/2010/wordprocessingShape" mc:Ignorable="w14 w15 w16se w16cid w16 w16cex w16sdtdh wp14">
+<w:document xmlns:wpc="http://schemas.microsoft.com/office/word/2010/wordprocessingCanvas" xmlns:cx="http://schemas.microsoft.com/office/drawing/2014/chartex" xmlns:cx1="http://schemas.microsoft.com/office/drawing/2015/9/8/chartex" xmlns:cx2="http://schemas.microsoft.com/office/drawing/2015/10/21/chartex" xmlns:cx3="http://schemas.microsoft.com/office/drawing/2016/5/9/chartex" xmlns:cx4="http://schemas.microsoft.com/office/drawing/2016/5/10/chartex" xmlns:cx5="http://schemas.microsoft.com/office/drawing/2016/5/11/chartex" xmlns:cx6="http://schemas.microsoft.com/office/drawing/2016/5/12/chartex" xmlns:cx7="http://schemas.microsoft.com/office/drawing/2016/5/13/chartex" xmlns:cx8="http://schemas.microsoft.com/office/drawing/2016/5/14/chartex" xmlns:mc="http://schemas.openxmlformats.org/markup-compatibility/2006" xmlns:aink="http://schemas.microsoft.com/office/drawing/2016/ink" xmlns:am3d="http://schemas.microsoft.com/office/drawing/2017/model3d" xmlns:o="urn:schemas-microsoft-com:office:office" xmlns:oel="http://schemas.microsoft.com/office/2019/extlst" xmlns:r="http://schemas.openxmlformats.org/officeDocument/2006/relationships" xmlns:m="http://schemas.openxmlformats.org/officeDocument/2006/math" xmlns:v="urn:schemas-microsoft-com:vml" xmlns:wp14="http://schemas.microsoft.com/office/word/2010/wordprocessingDrawing" xmlns:wp="http://schemas.openxmlformats.org/drawingml/2006/wordprocessingDrawing" xmlns:w10="urn:schemas-microsoft-com:office:word" xmlns:w="http://schemas.openxmlformats.org/wordprocessingml/2006/main" xmlns:w14="http://schemas.microsoft.com/office/word/2010/wordml" xmlns:w15="http://schemas.microsoft.com/office/word/2012/wordml" xmlns:w16cex="http://schemas.microsoft.com/office/word/2018/wordml/cex" xmlns:w16cid="http://schemas.microsoft.com/office/word/2016/wordml/cid" xmlns:w16="http://schemas.microsoft.com/office/word/2018/wordml" xmlns:w16sdtdh="http://schemas.microsoft.com/office/word/2020/wordml/sdtdatahash" xmlns:w16se="http://schemas.microsoft.com/office/word/2015/wordml/symex" xmlns:wpg="http://schemas.microsoft.com/office/word/2010/wordprocessingGroup" xmlns:wpi="http://schemas.microsoft.com/office/word/2010/wordprocessingInk" xmlns:wne="http://schemas.microsoft.com/office/word/2006/wordml" xmlns:wps="http://schemas.microsoft.com/office/word/2010/wordprocessingShape" mc:Ignorable="w14 w15 w16se w16cid w16 w16cex w16sdtdh wp14">
   <w:body>
     <w:p>
       <w:pPr>
@@ -1764,15 +1764,29 @@
         </w:rPr>
         <w:t>：</w:t>
       </w:r>
-      <w:hyperlink r:id="rId9" w:history="1">
-        <w:r>
-          <w:rPr>
-            <w:rStyle w:val="a5"/>
-            <w:rFonts w:ascii="Times New Roman" w:hAnsi="Times New Roman" w:cs="Times New Roman"/>
-          </w:rPr>
-          <w:t>https://github.com/Spl6026/DevOps-Docker-ssl</w:t>
-        </w:r>
-      </w:hyperlink>
+      <w:r>
+        <w:fldChar w:fldCharType="begin"/>
+      </w:r>
+      <w:r>
+        <w:instrText>HYPERLINK "https://github.com/Spl6026/DevOps-Docker-ssl"</w:instrText>
+      </w:r>
+      <w:r>
+        <w:fldChar w:fldCharType="separate"/>
+      </w:r>
+      <w:r>
+        <w:rPr>
+          <w:rStyle w:val="a5"/>
+          <w:rFonts w:ascii="Times New Roman" w:hAnsi="Times New Roman" w:cs="Times New Roman"/>
+        </w:rPr>
+        <w:t>https://github.com/Spl6026/DevOps-Docker-ssl</w:t>
+      </w:r>
+      <w:r>
+        <w:rPr>
+          <w:rStyle w:val="a5"/>
+          <w:rFonts w:ascii="Times New Roman" w:hAnsi="Times New Roman" w:cs="Times New Roman"/>
+        </w:rPr>
+        <w:fldChar w:fldCharType="end"/>
+      </w:r>
       <w:r>
         <w:rPr>
           <w:rFonts w:ascii="Times New Roman" w:hAnsi="Times New Roman" w:cs="Times New Roman"/>
@@ -1856,8 +1870,8 @@
         <w:t>SSL</w:t>
       </w:r>
     </w:p>
-    <w:bookmarkStart w:id="1" w:name="_Toc183576196" w:displacedByCustomXml="next"/>
-    <w:bookmarkStart w:id="2" w:name="_Toc179261205" w:displacedByCustomXml="next"/>
+    <w:bookmarkStart w:id="1" w:name="_Toc179261205" w:displacedByCustomXml="next"/>
+    <w:bookmarkStart w:id="2" w:name="_Toc183576196" w:displacedByCustomXml="next"/>
     <w:sdt>
       <w:sdtPr>
         <w:rPr>
@@ -4945,7 +4959,6 @@
       <w:pPr>
         <w:pStyle w:val="11"/>
         <w:spacing w:before="0" w:after="0"/>
-        <w:ind w:left="425"/>
         <w:rPr>
           <w:rFonts w:ascii="Times New Roman" w:hAnsi="Times New Roman" w:cs="Times New Roman"/>
           <w:noProof/>
@@ -7852,7 +7865,7 @@
           <w:rFonts w:ascii="Times New Roman" w:hAnsi="Times New Roman" w:cs="Times New Roman"/>
         </w:rPr>
         <w:sectPr>
-          <w:footerReference w:type="default" r:id="rId10"/>
+          <w:footerReference w:type="default" r:id="rId9"/>
           <w:type w:val="continuous"/>
           <w:pgSz w:w="11906" w:h="16838"/>
           <w:pgMar w:top="1701" w:right="1701" w:bottom="1701" w:left="1701" w:header="851" w:footer="992" w:gutter="0"/>
@@ -8370,7 +8383,7 @@
                     </pic:cNvPicPr>
                   </pic:nvPicPr>
                   <pic:blipFill>
-                    <a:blip r:embed="rId11">
+                    <a:blip r:embed="rId10">
                       <a:extLst>
                         <a:ext uri="{28A0092B-C50C-407E-A947-70E740481C1C}">
                           <a14:useLocalDpi xmlns:a14="http://schemas.microsoft.com/office/drawing/2010/main" val="0"/>
@@ -9027,6 +9040,7 @@
                 <w:szCs w:val="24"/>
               </w:rPr>
             </w:pPr>
+            <w:proofErr w:type="spellStart"/>
             <w:r>
               <w:rPr>
                 <w:rFonts w:ascii="Times New Roman" w:hAnsi="Times New Roman" w:cs="Times New Roman"/>
@@ -9034,6 +9048,7 @@
               </w:rPr>
               <w:t>NestJS</w:t>
             </w:r>
+            <w:proofErr w:type="spellEnd"/>
           </w:p>
         </w:tc>
         <w:tc>
@@ -9205,6 +9220,7 @@
         </w:rPr>
         <w:t>此處可選擇使用</w:t>
       </w:r>
+      <w:proofErr w:type="spellStart"/>
       <w:r>
         <w:rPr>
           <w:rFonts w:ascii="Times New Roman" w:hAnsi="Times New Roman" w:cs="Times New Roman"/>
@@ -9212,6 +9228,7 @@
         </w:rPr>
         <w:t>Dockerfile</w:t>
       </w:r>
+      <w:proofErr w:type="spellEnd"/>
       <w:r>
         <w:rPr>
           <w:rFonts w:ascii="Times New Roman" w:hAnsi="Times New Roman" w:cs="Times New Roman"/>
@@ -9262,12 +9279,21 @@
         </w:rPr>
         <w:t>執行提供的自動建置腳本，此腳本會執行建立容器與配置</w:t>
       </w:r>
-      <w:r>
-        <w:rPr>
-          <w:rFonts w:ascii="Times New Roman" w:hAnsi="Times New Roman" w:cs="Times New Roman"/>
-          <w:szCs w:val="24"/>
-        </w:rPr>
-        <w:t>apache config</w:t>
+      <w:proofErr w:type="spellStart"/>
+      <w:r>
+        <w:rPr>
+          <w:rFonts w:ascii="Times New Roman" w:hAnsi="Times New Roman" w:cs="Times New Roman"/>
+          <w:szCs w:val="24"/>
+        </w:rPr>
+        <w:t>apache</w:t>
+      </w:r>
+      <w:proofErr w:type="spellEnd"/>
+      <w:r>
+        <w:rPr>
+          <w:rFonts w:ascii="Times New Roman" w:hAnsi="Times New Roman" w:cs="Times New Roman"/>
+          <w:szCs w:val="24"/>
+        </w:rPr>
+        <w:t xml:space="preserve"> config</w:t>
       </w:r>
       <w:r>
         <w:rPr>
@@ -9324,10 +9350,10 @@
                     </pic:cNvPicPr>
                   </pic:nvPicPr>
                   <pic:blipFill>
-                    <a:blip r:embed="rId12">
+                    <a:blip r:embed="rId11">
                       <a:extLst>
                         <a:ext uri="{96DAC541-7B7A-43D3-8B79-37D633B846F1}">
-                          <asvg:svgBlip xmlns:asvg="http://schemas.microsoft.com/office/drawing/2016/SVG/main" r:embed="rId13"/>
+                          <asvg:svgBlip xmlns:asvg="http://schemas.microsoft.com/office/drawing/2016/SVG/main" r:embed="rId12"/>
                         </a:ext>
                       </a:extLst>
                     </a:blip>
@@ -9811,6 +9837,7 @@
       </w:pPr>
       <w:bookmarkStart w:id="18" w:name="_Toc179260985"/>
       <w:bookmarkStart w:id="19" w:name="_Toc183576201"/>
+      <w:bookmarkStart w:id="20" w:name="_Hlk187063608"/>
       <w:r>
         <w:rPr>
           <w:rFonts w:cs="Times New Roman"/>
@@ -9838,6 +9865,7 @@
       <w:bookmarkEnd w:id="18"/>
       <w:bookmarkEnd w:id="19"/>
     </w:p>
+    <w:bookmarkEnd w:id="20"/>
     <w:p>
       <w:pPr>
         <w:spacing w:line="480" w:lineRule="auto"/>
@@ -10354,7 +10382,7 @@
                     </pic:cNvPicPr>
                   </pic:nvPicPr>
                   <pic:blipFill>
-                    <a:blip r:embed="rId14">
+                    <a:blip r:embed="rId13">
                       <a:extLst>
                         <a:ext uri="{28A0092B-C50C-407E-A947-70E740481C1C}">
                           <a14:useLocalDpi xmlns:a14="http://schemas.microsoft.com/office/drawing/2010/main" val="0"/>
@@ -10395,8 +10423,8 @@
           <w:szCs w:val="24"/>
         </w:rPr>
       </w:pPr>
-      <w:bookmarkStart w:id="20" w:name="_Toc179263755"/>
-      <w:bookmarkStart w:id="21" w:name="_Toc183610691"/>
+      <w:bookmarkStart w:id="21" w:name="_Toc179263755"/>
+      <w:bookmarkStart w:id="22" w:name="_Toc183610691"/>
       <w:r>
         <w:rPr>
           <w:rFonts w:ascii="Times New Roman" w:hAnsi="Times New Roman" w:cs="Times New Roman"/>
@@ -10500,8 +10528,8 @@
         </w:rPr>
         <w:t>[8])</w:t>
       </w:r>
-      <w:bookmarkEnd w:id="20"/>
       <w:bookmarkEnd w:id="21"/>
+      <w:bookmarkEnd w:id="22"/>
     </w:p>
     <w:p>
       <w:pPr>
@@ -10672,8 +10700,8 @@
           <w:rFonts w:cs="Times New Roman"/>
         </w:rPr>
       </w:pPr>
-      <w:bookmarkStart w:id="22" w:name="_Toc179260986"/>
-      <w:bookmarkStart w:id="23" w:name="_Toc183576202"/>
+      <w:bookmarkStart w:id="23" w:name="_Toc179260986"/>
+      <w:bookmarkStart w:id="24" w:name="_Toc183576202"/>
       <w:r>
         <w:rPr>
           <w:rFonts w:cs="Times New Roman"/>
@@ -10698,8 +10726,8 @@
         </w:rPr>
         <w:t>]</w:t>
       </w:r>
-      <w:bookmarkEnd w:id="22"/>
       <w:bookmarkEnd w:id="23"/>
+      <w:bookmarkEnd w:id="24"/>
     </w:p>
     <w:p>
       <w:pPr>
@@ -10942,6 +10970,7 @@
         </w:rPr>
         <w:t>其可以打包一個已經建立好的系統或是使用</w:t>
       </w:r>
+      <w:proofErr w:type="spellStart"/>
       <w:r>
         <w:rPr>
           <w:rFonts w:ascii="Times New Roman" w:hAnsi="Times New Roman" w:cs="Times New Roman"/>
@@ -10949,6 +10978,7 @@
         </w:rPr>
         <w:t>Dockerfile</w:t>
       </w:r>
+      <w:proofErr w:type="spellEnd"/>
       <w:r>
         <w:rPr>
           <w:rFonts w:ascii="Times New Roman" w:hAnsi="Times New Roman" w:cs="Times New Roman"/>
@@ -11188,7 +11218,7 @@
                     </pic:cNvPicPr>
                   </pic:nvPicPr>
                   <pic:blipFill>
-                    <a:blip r:embed="rId15" cstate="print">
+                    <a:blip r:embed="rId14" cstate="print">
                       <a:extLst>
                         <a:ext uri="{28A0092B-C50C-407E-A947-70E740481C1C}">
                           <a14:useLocalDpi xmlns:a14="http://schemas.microsoft.com/office/drawing/2010/main" val="0"/>
@@ -11227,8 +11257,8 @@
           <w:szCs w:val="24"/>
         </w:rPr>
       </w:pPr>
-      <w:bookmarkStart w:id="24" w:name="_Toc179263756"/>
-      <w:bookmarkStart w:id="25" w:name="_Toc183610692"/>
+      <w:bookmarkStart w:id="25" w:name="_Toc179263756"/>
+      <w:bookmarkStart w:id="26" w:name="_Toc183610692"/>
       <w:r>
         <w:rPr>
           <w:rFonts w:ascii="Times New Roman" w:hAnsi="Times New Roman" w:cs="Times New Roman"/>
@@ -11334,8 +11364,8 @@
         </w:rPr>
         <w:t>建置流程</w:t>
       </w:r>
-      <w:bookmarkEnd w:id="24"/>
       <w:bookmarkEnd w:id="25"/>
+      <w:bookmarkEnd w:id="26"/>
     </w:p>
     <w:p>
       <w:pPr>
@@ -11469,8 +11499,9 @@
           <w:rFonts w:cs="Times New Roman"/>
         </w:rPr>
       </w:pPr>
-      <w:bookmarkStart w:id="26" w:name="_Toc179260987"/>
-      <w:bookmarkStart w:id="27" w:name="_Toc183576203"/>
+      <w:bookmarkStart w:id="27" w:name="_Toc179260987"/>
+      <w:bookmarkStart w:id="28" w:name="_Toc183576203"/>
+      <w:bookmarkStart w:id="29" w:name="_Hlk187065992"/>
       <w:r>
         <w:rPr>
           <w:rFonts w:cs="Times New Roman"/>
@@ -11478,9 +11509,10 @@
         <w:lastRenderedPageBreak/>
         <w:t>Reverse Proxy</w:t>
       </w:r>
-      <w:bookmarkEnd w:id="26"/>
       <w:bookmarkEnd w:id="27"/>
+      <w:bookmarkEnd w:id="28"/>
     </w:p>
+    <w:bookmarkEnd w:id="29"/>
     <w:p>
       <w:pPr>
         <w:spacing w:line="480" w:lineRule="auto"/>
@@ -12345,7 +12377,7 @@
                     </pic:cNvPicPr>
                   </pic:nvPicPr>
                   <pic:blipFill>
-                    <a:blip r:embed="rId16" cstate="print">
+                    <a:blip r:embed="rId15" cstate="print">
                       <a:extLst>
                         <a:ext uri="{28A0092B-C50C-407E-A947-70E740481C1C}">
                           <a14:useLocalDpi xmlns:a14="http://schemas.microsoft.com/office/drawing/2010/main" val="0"/>
@@ -12384,8 +12416,8 @@
           <w:szCs w:val="24"/>
         </w:rPr>
       </w:pPr>
-      <w:bookmarkStart w:id="28" w:name="_Toc179263757"/>
-      <w:bookmarkStart w:id="29" w:name="_Toc183610693"/>
+      <w:bookmarkStart w:id="30" w:name="_Toc179263757"/>
+      <w:bookmarkStart w:id="31" w:name="_Toc183610693"/>
       <w:r>
         <w:rPr>
           <w:rFonts w:ascii="Times New Roman" w:hAnsi="Times New Roman" w:cs="Times New Roman"/>
@@ -12475,8 +12507,8 @@
         </w:rPr>
         <w:t>：反向代理流程</w:t>
       </w:r>
-      <w:bookmarkEnd w:id="28"/>
-      <w:bookmarkEnd w:id="29"/>
+      <w:bookmarkEnd w:id="30"/>
+      <w:bookmarkEnd w:id="31"/>
     </w:p>
     <w:p>
       <w:pPr>
@@ -12504,8 +12536,8 @@
           <w:rFonts w:cs="Times New Roman"/>
         </w:rPr>
       </w:pPr>
-      <w:bookmarkStart w:id="30" w:name="_Toc179260988"/>
-      <w:bookmarkStart w:id="31" w:name="_Toc183576204"/>
+      <w:bookmarkStart w:id="32" w:name="_Toc179260988"/>
+      <w:bookmarkStart w:id="33" w:name="_Toc183576204"/>
       <w:r>
         <w:rPr>
           <w:rFonts w:cs="Times New Roman"/>
@@ -12519,8 +12551,8 @@
         </w:rPr>
         <w:t>成果討論</w:t>
       </w:r>
-      <w:bookmarkEnd w:id="30"/>
-      <w:bookmarkEnd w:id="31"/>
+      <w:bookmarkEnd w:id="32"/>
+      <w:bookmarkEnd w:id="33"/>
     </w:p>
     <w:p>
       <w:pPr>
@@ -12531,16 +12563,16 @@
           <w:rFonts w:cs="Times New Roman"/>
         </w:rPr>
       </w:pPr>
-      <w:bookmarkStart w:id="32" w:name="_Toc179260989"/>
-      <w:bookmarkStart w:id="33" w:name="_Toc183576205"/>
+      <w:bookmarkStart w:id="34" w:name="_Toc179260989"/>
+      <w:bookmarkStart w:id="35" w:name="_Toc183576205"/>
       <w:r>
         <w:rPr>
           <w:rFonts w:cs="Times New Roman"/>
         </w:rPr>
         <w:t>研究方法</w:t>
       </w:r>
-      <w:bookmarkEnd w:id="32"/>
-      <w:bookmarkEnd w:id="33"/>
+      <w:bookmarkEnd w:id="34"/>
+      <w:bookmarkEnd w:id="35"/>
     </w:p>
     <w:p>
       <w:pPr>
@@ -13671,8 +13703,8 @@
           <w:rFonts w:cs="Times New Roman"/>
         </w:rPr>
       </w:pPr>
-      <w:bookmarkStart w:id="34" w:name="_Toc179260990"/>
-      <w:bookmarkStart w:id="35" w:name="_Toc183576206"/>
+      <w:bookmarkStart w:id="36" w:name="_Toc179260990"/>
+      <w:bookmarkStart w:id="37" w:name="_Toc183576206"/>
       <w:r>
         <w:rPr>
           <w:rFonts w:cs="Times New Roman"/>
@@ -13680,8 +13712,8 @@
         <w:lastRenderedPageBreak/>
         <w:t>系統架構</w:t>
       </w:r>
-      <w:bookmarkEnd w:id="34"/>
-      <w:bookmarkEnd w:id="35"/>
+      <w:bookmarkEnd w:id="36"/>
+      <w:bookmarkEnd w:id="37"/>
     </w:p>
     <w:p>
       <w:pPr>
@@ -13809,7 +13841,7 @@
                     </pic:cNvPicPr>
                   </pic:nvPicPr>
                   <pic:blipFill>
-                    <a:blip r:embed="rId17" cstate="print">
+                    <a:blip r:embed="rId16" cstate="print">
                       <a:extLst>
                         <a:ext uri="{28A0092B-C50C-407E-A947-70E740481C1C}">
                           <a14:useLocalDpi xmlns:a14="http://schemas.microsoft.com/office/drawing/2010/main" val="0"/>
@@ -13851,7 +13883,7 @@
           <w:szCs w:val="24"/>
         </w:rPr>
       </w:pPr>
-      <w:bookmarkStart w:id="36" w:name="_Toc183610694"/>
+      <w:bookmarkStart w:id="38" w:name="_Toc183610694"/>
       <w:r>
         <w:rPr>
           <w:rFonts w:ascii="Times New Roman" w:hAnsi="Times New Roman" w:cs="Times New Roman"/>
@@ -13957,7 +13989,7 @@
         </w:rPr>
         <w:t>示意圖</w:t>
       </w:r>
-      <w:bookmarkEnd w:id="36"/>
+      <w:bookmarkEnd w:id="38"/>
     </w:p>
     <w:p>
       <w:pPr>
@@ -13991,7 +14023,7 @@
                     </pic:cNvPicPr>
                   </pic:nvPicPr>
                   <pic:blipFill>
-                    <a:blip r:embed="rId18" cstate="print">
+                    <a:blip r:embed="rId17" cstate="print">
                       <a:extLst>
                         <a:ext uri="{28A0092B-C50C-407E-A947-70E740481C1C}">
                           <a14:useLocalDpi xmlns:a14="http://schemas.microsoft.com/office/drawing/2010/main" val="0"/>
@@ -14034,7 +14066,7 @@
           <w:szCs w:val="24"/>
         </w:rPr>
       </w:pPr>
-      <w:bookmarkStart w:id="37" w:name="_Toc183610695"/>
+      <w:bookmarkStart w:id="39" w:name="_Toc183610695"/>
       <w:r>
         <w:rPr>
           <w:rFonts w:ascii="Times New Roman" w:hAnsi="Times New Roman" w:cs="Times New Roman"/>
@@ -14140,29 +14172,29 @@
         </w:rPr>
         <w:t>示意圖</w:t>
       </w:r>
-      <w:bookmarkEnd w:id="37"/>
-    </w:p>
-    <w:p>
-      <w:pPr>
-        <w:pStyle w:val="3"/>
-        <w:jc w:val="both"/>
-        <w:rPr>
-          <w:rFonts w:cs="Times New Roman"/>
-        </w:rPr>
-      </w:pPr>
-      <w:bookmarkStart w:id="38" w:name="_Toc179260991"/>
-      <w:bookmarkStart w:id="39" w:name="_Toc183576207"/>
-      <w:r>
-        <w:rPr>
-          <w:rFonts w:cs="Times New Roman"/>
-        </w:rPr>
-        <w:t>檔案結構</w:t>
-      </w:r>
-      <w:bookmarkEnd w:id="38"/>
       <w:bookmarkEnd w:id="39"/>
     </w:p>
     <w:p>
       <w:pPr>
+        <w:pStyle w:val="3"/>
+        <w:jc w:val="both"/>
+        <w:rPr>
+          <w:rFonts w:cs="Times New Roman"/>
+        </w:rPr>
+      </w:pPr>
+      <w:bookmarkStart w:id="40" w:name="_Toc179260991"/>
+      <w:bookmarkStart w:id="41" w:name="_Toc183576207"/>
+      <w:r>
+        <w:rPr>
+          <w:rFonts w:cs="Times New Roman"/>
+        </w:rPr>
+        <w:t>檔案結構</w:t>
+      </w:r>
+      <w:bookmarkEnd w:id="40"/>
+      <w:bookmarkEnd w:id="41"/>
+    </w:p>
+    <w:p>
+      <w:pPr>
         <w:spacing w:line="480" w:lineRule="auto"/>
         <w:ind w:firstLine="480"/>
         <w:jc w:val="both"/>
@@ -14322,12 +14354,14 @@
         </w:rPr>
         <w:t>並附上</w:t>
       </w:r>
+      <w:proofErr w:type="spellStart"/>
       <w:r>
         <w:rPr>
           <w:rFonts w:ascii="Times New Roman" w:hAnsi="Times New Roman" w:cs="Times New Roman"/>
         </w:rPr>
         <w:t>Dockerfile</w:t>
       </w:r>
+      <w:proofErr w:type="spellEnd"/>
       <w:r>
         <w:rPr>
           <w:rFonts w:ascii="Times New Roman" w:hAnsi="Times New Roman" w:cs="Times New Roman"/>
@@ -14348,6 +14382,7 @@
         </w:rPr>
         <w:t>範例配置檔，其中</w:t>
       </w:r>
+      <w:proofErr w:type="spellStart"/>
       <w:r>
         <w:rPr>
           <w:rFonts w:ascii="Times New Roman" w:hAnsi="Times New Roman" w:cs="Times New Roman"/>
@@ -14355,6 +14390,7 @@
         </w:rPr>
         <w:t>Dockerfile</w:t>
       </w:r>
+      <w:proofErr w:type="spellEnd"/>
       <w:r>
         <w:rPr>
           <w:rFonts w:ascii="Times New Roman" w:hAnsi="Times New Roman" w:cs="Times New Roman"/>
@@ -14449,7 +14485,7 @@
                     </pic:cNvPicPr>
                   </pic:nvPicPr>
                   <pic:blipFill>
-                    <a:blip r:embed="rId19">
+                    <a:blip r:embed="rId18">
                       <a:extLst>
                         <a:ext uri="{28A0092B-C50C-407E-A947-70E740481C1C}">
                           <a14:useLocalDpi xmlns:a14="http://schemas.microsoft.com/office/drawing/2010/main" val="0"/>
@@ -14488,7 +14524,7 @@
           <w:szCs w:val="24"/>
         </w:rPr>
       </w:pPr>
-      <w:bookmarkStart w:id="40" w:name="_Toc183610696"/>
+      <w:bookmarkStart w:id="42" w:name="_Toc183610696"/>
       <w:r>
         <w:rPr>
           <w:rFonts w:ascii="Times New Roman" w:hAnsi="Times New Roman" w:cs="Times New Roman"/>
@@ -14578,7 +14614,7 @@
         </w:rPr>
         <w:t>：資料夾結構示意圖</w:t>
       </w:r>
-      <w:bookmarkEnd w:id="40"/>
+      <w:bookmarkEnd w:id="42"/>
     </w:p>
     <w:p>
       <w:pPr>
@@ -14588,14 +14624,14 @@
           <w:rFonts w:cs="Times New Roman"/>
         </w:rPr>
       </w:pPr>
-      <w:bookmarkStart w:id="41" w:name="_Toc183576208"/>
+      <w:bookmarkStart w:id="43" w:name="_Toc183576208"/>
       <w:r>
         <w:rPr>
           <w:rFonts w:cs="Times New Roman" w:hint="eastAsia"/>
         </w:rPr>
         <w:t>Web Server (Reverse Proxy)</w:t>
       </w:r>
-      <w:bookmarkEnd w:id="41"/>
+      <w:bookmarkEnd w:id="43"/>
     </w:p>
     <w:p>
       <w:pPr>
@@ -14827,7 +14863,7 @@
           <w:rFonts w:cs="Times New Roman"/>
         </w:rPr>
       </w:pPr>
-      <w:bookmarkStart w:id="42" w:name="_Toc183576209"/>
+      <w:bookmarkStart w:id="44" w:name="_Toc183576209"/>
       <w:r>
         <w:rPr>
           <w:rFonts w:cs="Times New Roman" w:hint="eastAsia"/>
@@ -14846,7 +14882,7 @@
         </w:rPr>
         <w:t>(Container)</w:t>
       </w:r>
-      <w:bookmarkEnd w:id="42"/>
+      <w:bookmarkEnd w:id="44"/>
     </w:p>
     <w:p>
       <w:pPr>
@@ -15047,10 +15083,10 @@
                     </pic:cNvPicPr>
                   </pic:nvPicPr>
                   <pic:blipFill>
-                    <a:blip r:embed="rId20">
+                    <a:blip r:embed="rId19">
                       <a:extLst>
                         <a:ext uri="{96DAC541-7B7A-43D3-8B79-37D633B846F1}">
-                          <asvg:svgBlip xmlns:asvg="http://schemas.microsoft.com/office/drawing/2016/SVG/main" r:embed="rId21"/>
+                          <asvg:svgBlip xmlns:asvg="http://schemas.microsoft.com/office/drawing/2016/SVG/main" r:embed="rId20"/>
                         </a:ext>
                       </a:extLst>
                     </a:blip>
@@ -15085,7 +15121,7 @@
           <w:szCs w:val="24"/>
         </w:rPr>
       </w:pPr>
-      <w:bookmarkStart w:id="43" w:name="_Toc183610697"/>
+      <w:bookmarkStart w:id="45" w:name="_Toc183610697"/>
       <w:r>
         <w:rPr>
           <w:rFonts w:ascii="Times New Roman" w:hAnsi="Times New Roman" w:cs="Times New Roman"/>
@@ -15175,7 +15211,7 @@
         </w:rPr>
         <w:t>：系統架構圖</w:t>
       </w:r>
-      <w:bookmarkEnd w:id="43"/>
+      <w:bookmarkEnd w:id="45"/>
     </w:p>
     <w:p>
       <w:pPr>
@@ -15208,7 +15244,7 @@
                     <pic:cNvPicPr/>
                   </pic:nvPicPr>
                   <pic:blipFill>
-                    <a:blip r:embed="rId22">
+                    <a:blip r:embed="rId21">
                       <a:extLst>
                         <a:ext uri="{28A0092B-C50C-407E-A947-70E740481C1C}">
                           <a14:useLocalDpi xmlns:a14="http://schemas.microsoft.com/office/drawing/2010/main" val="0"/>
@@ -15246,7 +15282,7 @@
           <w:szCs w:val="24"/>
         </w:rPr>
       </w:pPr>
-      <w:bookmarkStart w:id="44" w:name="_Toc183610698"/>
+      <w:bookmarkStart w:id="46" w:name="_Toc183610698"/>
       <w:r>
         <w:rPr>
           <w:rFonts w:ascii="Times New Roman" w:hAnsi="Times New Roman" w:cs="Times New Roman"/>
@@ -15352,7 +15388,7 @@
         </w:rPr>
         <w:t>配置示意圖</w:t>
       </w:r>
-      <w:bookmarkEnd w:id="44"/>
+      <w:bookmarkEnd w:id="46"/>
     </w:p>
     <w:p>
       <w:pPr>
@@ -15363,16 +15399,16 @@
           <w:rFonts w:cs="Times New Roman"/>
         </w:rPr>
       </w:pPr>
-      <w:bookmarkStart w:id="45" w:name="_Toc179260994"/>
-      <w:bookmarkStart w:id="46" w:name="_Toc183576210"/>
+      <w:bookmarkStart w:id="47" w:name="_Toc179260994"/>
+      <w:bookmarkStart w:id="48" w:name="_Toc183576210"/>
       <w:r>
         <w:rPr>
           <w:rFonts w:cs="Times New Roman"/>
         </w:rPr>
         <w:t>自動建置</w:t>
       </w:r>
-      <w:bookmarkEnd w:id="45"/>
-      <w:bookmarkEnd w:id="46"/>
+      <w:bookmarkEnd w:id="47"/>
+      <w:bookmarkEnd w:id="48"/>
     </w:p>
     <w:p>
       <w:pPr>
@@ -15518,14 +15554,14 @@
           <w:rFonts w:cs="Times New Roman"/>
         </w:rPr>
       </w:pPr>
-      <w:bookmarkStart w:id="47" w:name="_Toc183576211"/>
+      <w:bookmarkStart w:id="49" w:name="_Toc183576211"/>
       <w:r>
         <w:rPr>
           <w:rFonts w:cs="Times New Roman"/>
         </w:rPr>
         <w:t>單一伺服器</w:t>
       </w:r>
-      <w:bookmarkEnd w:id="47"/>
+      <w:bookmarkEnd w:id="49"/>
     </w:p>
     <w:p>
       <w:pPr>
@@ -15693,11 +15729,19 @@
         </w:rPr>
         <w:t>，其使用方法為</w:t>
       </w:r>
-      <w:r>
-        <w:rPr>
-          <w:rFonts w:ascii="Times New Roman" w:hAnsi="Times New Roman" w:cs="Times New Roman"/>
-        </w:rPr>
-        <w:t>sudo create.sh &lt;subsite&gt; &lt;port&gt; &lt;image id&gt; &lt;ex&gt;</w:t>
+      <w:proofErr w:type="spellStart"/>
+      <w:r>
+        <w:rPr>
+          <w:rFonts w:ascii="Times New Roman" w:hAnsi="Times New Roman" w:cs="Times New Roman"/>
+        </w:rPr>
+        <w:t>sudo</w:t>
+      </w:r>
+      <w:proofErr w:type="spellEnd"/>
+      <w:r>
+        <w:rPr>
+          <w:rFonts w:ascii="Times New Roman" w:hAnsi="Times New Roman" w:cs="Times New Roman"/>
+        </w:rPr>
+        <w:t xml:space="preserve"> create.sh &lt;subsite&gt; &lt;port&gt; &lt;image id&gt; &lt;ex&gt;</w:t>
       </w:r>
       <w:r>
         <w:rPr>
@@ -15719,12 +15763,14 @@
         </w:rPr>
         <w:t>為</w:t>
       </w:r>
+      <w:proofErr w:type="spellStart"/>
       <w:r>
         <w:rPr>
           <w:rFonts w:ascii="Times New Roman" w:hAnsi="Times New Roman" w:cs="Times New Roman"/>
         </w:rPr>
         <w:t>php</w:t>
       </w:r>
+      <w:proofErr w:type="spellEnd"/>
       <w:r>
         <w:rPr>
           <w:rFonts w:ascii="Times New Roman" w:hAnsi="Times New Roman" w:cs="Times New Roman"/>
@@ -15773,23 +15819,75 @@
         </w:rPr>
         <w:t>，並且其需連接至另一建立在容器中的資料庫</w:t>
       </w:r>
+      <w:proofErr w:type="spellStart"/>
       <w:r>
         <w:rPr>
           <w:rFonts w:ascii="Times New Roman" w:hAnsi="Times New Roman" w:cs="Times New Roman"/>
         </w:rPr>
         <w:t>mariadb</w:t>
       </w:r>
+      <w:proofErr w:type="spellEnd"/>
       <w:r>
         <w:rPr>
           <w:rFonts w:ascii="Times New Roman" w:hAnsi="Times New Roman" w:cs="Times New Roman"/>
         </w:rPr>
         <w:t>，其指令應為</w:t>
       </w:r>
-      <w:r>
-        <w:rPr>
-          <w:rFonts w:ascii="Times New Roman" w:hAnsi="Times New Roman" w:cs="Times New Roman"/>
-        </w:rPr>
-        <w:t>sudo create.sh php 9527 12345678 '--link mariadb -e PMA_HOST="mariadb"'</w:t>
+      <w:proofErr w:type="spellStart"/>
+      <w:r>
+        <w:rPr>
+          <w:rFonts w:ascii="Times New Roman" w:hAnsi="Times New Roman" w:cs="Times New Roman"/>
+        </w:rPr>
+        <w:t>sudo</w:t>
+      </w:r>
+      <w:proofErr w:type="spellEnd"/>
+      <w:r>
+        <w:rPr>
+          <w:rFonts w:ascii="Times New Roman" w:hAnsi="Times New Roman" w:cs="Times New Roman"/>
+        </w:rPr>
+        <w:t xml:space="preserve"> create.sh </w:t>
+      </w:r>
+      <w:proofErr w:type="spellStart"/>
+      <w:r>
+        <w:rPr>
+          <w:rFonts w:ascii="Times New Roman" w:hAnsi="Times New Roman" w:cs="Times New Roman"/>
+        </w:rPr>
+        <w:t>php</w:t>
+      </w:r>
+      <w:proofErr w:type="spellEnd"/>
+      <w:r>
+        <w:rPr>
+          <w:rFonts w:ascii="Times New Roman" w:hAnsi="Times New Roman" w:cs="Times New Roman"/>
+        </w:rPr>
+        <w:t xml:space="preserve"> 9527 12345678 '--link </w:t>
+      </w:r>
+      <w:proofErr w:type="spellStart"/>
+      <w:r>
+        <w:rPr>
+          <w:rFonts w:ascii="Times New Roman" w:hAnsi="Times New Roman" w:cs="Times New Roman"/>
+        </w:rPr>
+        <w:t>mariadb</w:t>
+      </w:r>
+      <w:proofErr w:type="spellEnd"/>
+      <w:r>
+        <w:rPr>
+          <w:rFonts w:ascii="Times New Roman" w:hAnsi="Times New Roman" w:cs="Times New Roman"/>
+        </w:rPr>
+        <w:t xml:space="preserve"> -e PMA_HOST="</w:t>
+      </w:r>
+      <w:proofErr w:type="spellStart"/>
+      <w:r>
+        <w:rPr>
+          <w:rFonts w:ascii="Times New Roman" w:hAnsi="Times New Roman" w:cs="Times New Roman"/>
+        </w:rPr>
+        <w:t>mariadb</w:t>
+      </w:r>
+      <w:proofErr w:type="spellEnd"/>
+      <w:r>
+        <w:rPr>
+          <w:rFonts w:ascii="Times New Roman" w:hAnsi="Times New Roman" w:cs="Times New Roman"/>
+        </w:rPr>
+        <w:t>"'</w:t>
       </w:r>
       <w:r>
         <w:rPr>
@@ -15828,7 +15926,7 @@
                     <pic:cNvPicPr/>
                   </pic:nvPicPr>
                   <pic:blipFill>
-                    <a:blip r:embed="rId23">
+                    <a:blip r:embed="rId22">
                       <a:extLst>
                         <a:ext uri="{28A0092B-C50C-407E-A947-70E740481C1C}">
                           <a14:useLocalDpi xmlns:a14="http://schemas.microsoft.com/office/drawing/2010/main" val="0"/>
@@ -15866,7 +15964,7 @@
           <w:szCs w:val="24"/>
         </w:rPr>
       </w:pPr>
-      <w:bookmarkStart w:id="48" w:name="_Toc183610699"/>
+      <w:bookmarkStart w:id="50" w:name="_Toc183610699"/>
       <w:r>
         <w:rPr>
           <w:rFonts w:ascii="Times New Roman" w:hAnsi="Times New Roman" w:cs="Times New Roman"/>
@@ -15964,7 +16062,7 @@
         </w:rPr>
         <w:t>create.sh</w:t>
       </w:r>
-      <w:bookmarkEnd w:id="48"/>
+      <w:bookmarkEnd w:id="50"/>
     </w:p>
     <w:p>
       <w:pPr>
@@ -16023,11 +16121,19 @@
         </w:rPr>
         <w:t>所建立的容器與編輯的配置自動刪除，其使用方法為</w:t>
       </w:r>
-      <w:r>
-        <w:rPr>
-          <w:rFonts w:ascii="Times New Roman" w:hAnsi="Times New Roman" w:cs="Times New Roman"/>
-        </w:rPr>
-        <w:t>sudo remove.sh &lt;subsite&gt; &lt;port&gt;</w:t>
+      <w:proofErr w:type="spellStart"/>
+      <w:r>
+        <w:rPr>
+          <w:rFonts w:ascii="Times New Roman" w:hAnsi="Times New Roman" w:cs="Times New Roman"/>
+        </w:rPr>
+        <w:t>sudo</w:t>
+      </w:r>
+      <w:proofErr w:type="spellEnd"/>
+      <w:r>
+        <w:rPr>
+          <w:rFonts w:ascii="Times New Roman" w:hAnsi="Times New Roman" w:cs="Times New Roman"/>
+        </w:rPr>
+        <w:t xml:space="preserve"> remove.sh &lt;subsite&gt; &lt;port&gt;</w:t>
       </w:r>
       <w:r>
         <w:rPr>
@@ -16047,23 +16153,47 @@
         </w:rPr>
         <w:t>建立的子網域</w:t>
       </w:r>
+      <w:proofErr w:type="spellStart"/>
       <w:r>
         <w:rPr>
           <w:rFonts w:ascii="Times New Roman" w:hAnsi="Times New Roman" w:cs="Times New Roman"/>
         </w:rPr>
         <w:t>php</w:t>
       </w:r>
+      <w:proofErr w:type="spellEnd"/>
       <w:r>
         <w:rPr>
           <w:rFonts w:ascii="Times New Roman" w:hAnsi="Times New Roman" w:cs="Times New Roman"/>
         </w:rPr>
         <w:t>，其指令應為</w:t>
       </w:r>
-      <w:r>
-        <w:rPr>
-          <w:rFonts w:ascii="Times New Roman" w:hAnsi="Times New Roman" w:cs="Times New Roman"/>
-        </w:rPr>
-        <w:t>sudo remove.sh php 9527</w:t>
+      <w:proofErr w:type="spellStart"/>
+      <w:r>
+        <w:rPr>
+          <w:rFonts w:ascii="Times New Roman" w:hAnsi="Times New Roman" w:cs="Times New Roman"/>
+        </w:rPr>
+        <w:t>sudo</w:t>
+      </w:r>
+      <w:proofErr w:type="spellEnd"/>
+      <w:r>
+        <w:rPr>
+          <w:rFonts w:ascii="Times New Roman" w:hAnsi="Times New Roman" w:cs="Times New Roman"/>
+        </w:rPr>
+        <w:t xml:space="preserve"> remove.sh </w:t>
+      </w:r>
+      <w:proofErr w:type="spellStart"/>
+      <w:r>
+        <w:rPr>
+          <w:rFonts w:ascii="Times New Roman" w:hAnsi="Times New Roman" w:cs="Times New Roman"/>
+        </w:rPr>
+        <w:t>php</w:t>
+      </w:r>
+      <w:proofErr w:type="spellEnd"/>
+      <w:r>
+        <w:rPr>
+          <w:rFonts w:ascii="Times New Roman" w:hAnsi="Times New Roman" w:cs="Times New Roman"/>
+        </w:rPr>
+        <w:t xml:space="preserve"> 9527</w:t>
       </w:r>
       <w:r>
         <w:rPr>
@@ -16102,7 +16232,7 @@
                     <pic:cNvPicPr/>
                   </pic:nvPicPr>
                   <pic:blipFill>
-                    <a:blip r:embed="rId24">
+                    <a:blip r:embed="rId23">
                       <a:extLst>
                         <a:ext uri="{28A0092B-C50C-407E-A947-70E740481C1C}">
                           <a14:useLocalDpi xmlns:a14="http://schemas.microsoft.com/office/drawing/2010/main" val="0"/>
@@ -16140,7 +16270,7 @@
           <w:szCs w:val="24"/>
         </w:rPr>
       </w:pPr>
-      <w:bookmarkStart w:id="49" w:name="_Toc183610700"/>
+      <w:bookmarkStart w:id="51" w:name="_Toc183610700"/>
       <w:r>
         <w:rPr>
           <w:rFonts w:ascii="Times New Roman" w:hAnsi="Times New Roman" w:cs="Times New Roman"/>
@@ -16246,7 +16376,7 @@
         </w:rPr>
         <w:t>.sh</w:t>
       </w:r>
-      <w:bookmarkEnd w:id="49"/>
+      <w:bookmarkEnd w:id="51"/>
     </w:p>
     <w:p>
       <w:pPr>
@@ -16256,14 +16386,14 @@
           <w:rFonts w:cs="Times New Roman"/>
         </w:rPr>
       </w:pPr>
-      <w:bookmarkStart w:id="50" w:name="_Toc183576212"/>
+      <w:bookmarkStart w:id="52" w:name="_Toc183576212"/>
       <w:r>
         <w:rPr>
           <w:rFonts w:cs="Times New Roman"/>
         </w:rPr>
         <w:t>伺服器分離</w:t>
       </w:r>
-      <w:bookmarkEnd w:id="50"/>
+      <w:bookmarkEnd w:id="52"/>
     </w:p>
     <w:p>
       <w:pPr>
@@ -16488,11 +16618,19 @@
         </w:rPr>
         <w:t>的腳本，其使用方法為</w:t>
       </w:r>
-      <w:r>
-        <w:rPr>
-          <w:rFonts w:ascii="Times New Roman" w:hAnsi="Times New Roman" w:cs="Times New Roman"/>
-        </w:rPr>
-        <w:t>sudo create_APSERVER.sh &lt;subsite&gt; &lt;port&gt; &lt;image</w:t>
+      <w:proofErr w:type="spellStart"/>
+      <w:r>
+        <w:rPr>
+          <w:rFonts w:ascii="Times New Roman" w:hAnsi="Times New Roman" w:cs="Times New Roman"/>
+        </w:rPr>
+        <w:t>sudo</w:t>
+      </w:r>
+      <w:proofErr w:type="spellEnd"/>
+      <w:r>
+        <w:rPr>
+          <w:rFonts w:ascii="Times New Roman" w:hAnsi="Times New Roman" w:cs="Times New Roman"/>
+        </w:rPr>
+        <w:t xml:space="preserve"> create_APSERVER.sh &lt;subsite&gt; &lt;port&gt; &lt;image</w:t>
       </w:r>
       <w:r>
         <w:rPr>
@@ -16579,7 +16717,7 @@
                     <pic:cNvPicPr/>
                   </pic:nvPicPr>
                   <pic:blipFill>
-                    <a:blip r:embed="rId25">
+                    <a:blip r:embed="rId24">
                       <a:extLst>
                         <a:ext uri="{28A0092B-C50C-407E-A947-70E740481C1C}">
                           <a14:useLocalDpi xmlns:a14="http://schemas.microsoft.com/office/drawing/2010/main" val="0"/>
@@ -16617,7 +16755,7 @@
           <w:szCs w:val="24"/>
         </w:rPr>
       </w:pPr>
-      <w:bookmarkStart w:id="51" w:name="_Toc183610701"/>
+      <w:bookmarkStart w:id="53" w:name="_Toc183610701"/>
       <w:r>
         <w:rPr>
           <w:rFonts w:ascii="Times New Roman" w:hAnsi="Times New Roman" w:cs="Times New Roman"/>
@@ -16715,7 +16853,7 @@
         </w:rPr>
         <w:t>create_APSERVER.sh</w:t>
       </w:r>
-      <w:bookmarkEnd w:id="51"/>
+      <w:bookmarkEnd w:id="53"/>
     </w:p>
     <w:p>
       <w:pPr>
@@ -16768,11 +16906,19 @@
         </w:rPr>
         <w:t>的腳本，其使用方法為</w:t>
       </w:r>
-      <w:r>
-        <w:rPr>
-          <w:rFonts w:ascii="Times New Roman" w:hAnsi="Times New Roman" w:cs="Times New Roman"/>
-        </w:rPr>
-        <w:t>sudo  remove_APSERVER.sh &lt;subsite&gt; &lt;port&gt;</w:t>
+      <w:proofErr w:type="spellStart"/>
+      <w:r>
+        <w:rPr>
+          <w:rFonts w:ascii="Times New Roman" w:hAnsi="Times New Roman" w:cs="Times New Roman"/>
+        </w:rPr>
+        <w:t>sudo</w:t>
+      </w:r>
+      <w:proofErr w:type="spellEnd"/>
+      <w:r>
+        <w:rPr>
+          <w:rFonts w:ascii="Times New Roman" w:hAnsi="Times New Roman" w:cs="Times New Roman"/>
+        </w:rPr>
+        <w:t xml:space="preserve">  remove_APSERVER.sh &lt;subsite&gt; &lt;port&gt;</w:t>
       </w:r>
       <w:r>
         <w:rPr>
@@ -16836,7 +16982,7 @@
                     <pic:cNvPicPr/>
                   </pic:nvPicPr>
                   <pic:blipFill>
-                    <a:blip r:embed="rId26">
+                    <a:blip r:embed="rId25">
                       <a:extLst>
                         <a:ext uri="{28A0092B-C50C-407E-A947-70E740481C1C}">
                           <a14:useLocalDpi xmlns:a14="http://schemas.microsoft.com/office/drawing/2010/main" val="0"/>
@@ -16874,7 +17020,7 @@
           <w:szCs w:val="24"/>
         </w:rPr>
       </w:pPr>
-      <w:bookmarkStart w:id="52" w:name="_Toc183610702"/>
+      <w:bookmarkStart w:id="54" w:name="_Toc183610702"/>
       <w:r>
         <w:rPr>
           <w:rFonts w:ascii="Times New Roman" w:hAnsi="Times New Roman" w:cs="Times New Roman"/>
@@ -16972,7 +17118,7 @@
         </w:rPr>
         <w:t>remove_APSERVER.sh</w:t>
       </w:r>
-      <w:bookmarkEnd w:id="52"/>
+      <w:bookmarkEnd w:id="54"/>
     </w:p>
     <w:p>
       <w:pPr>
@@ -17025,11 +17171,33 @@
         </w:rPr>
         <w:t>的腳本，其使用方法為</w:t>
       </w:r>
-      <w:r>
-        <w:rPr>
-          <w:rFonts w:ascii="Times New Roman" w:hAnsi="Times New Roman" w:cs="Times New Roman"/>
-        </w:rPr>
-        <w:t>sudo create_WEBSERVER.sh &lt;ip&gt; &lt;subsite&gt; &lt;port&gt;</w:t>
+      <w:proofErr w:type="spellStart"/>
+      <w:r>
+        <w:rPr>
+          <w:rFonts w:ascii="Times New Roman" w:hAnsi="Times New Roman" w:cs="Times New Roman"/>
+        </w:rPr>
+        <w:t>sudo</w:t>
+      </w:r>
+      <w:proofErr w:type="spellEnd"/>
+      <w:r>
+        <w:rPr>
+          <w:rFonts w:ascii="Times New Roman" w:hAnsi="Times New Roman" w:cs="Times New Roman"/>
+        </w:rPr>
+        <w:t xml:space="preserve"> create_WEBSERVER.sh &lt;</w:t>
+      </w:r>
+      <w:proofErr w:type="spellStart"/>
+      <w:r>
+        <w:rPr>
+          <w:rFonts w:ascii="Times New Roman" w:hAnsi="Times New Roman" w:cs="Times New Roman"/>
+        </w:rPr>
+        <w:t>ip</w:t>
+      </w:r>
+      <w:proofErr w:type="spellEnd"/>
+      <w:r>
+        <w:rPr>
+          <w:rFonts w:ascii="Times New Roman" w:hAnsi="Times New Roman" w:cs="Times New Roman"/>
+        </w:rPr>
+        <w:t>&gt; &lt;subsite&gt; &lt;port&gt;</w:t>
       </w:r>
       <w:r>
         <w:rPr>
@@ -17152,7 +17320,7 @@
                     <pic:cNvPicPr/>
                   </pic:nvPicPr>
                   <pic:blipFill>
-                    <a:blip r:embed="rId27">
+                    <a:blip r:embed="rId26">
                       <a:extLst>
                         <a:ext uri="{28A0092B-C50C-407E-A947-70E740481C1C}">
                           <a14:useLocalDpi xmlns:a14="http://schemas.microsoft.com/office/drawing/2010/main" val="0"/>
@@ -17190,7 +17358,7 @@
           <w:szCs w:val="24"/>
         </w:rPr>
       </w:pPr>
-      <w:bookmarkStart w:id="53" w:name="_Toc183610703"/>
+      <w:bookmarkStart w:id="55" w:name="_Toc183610703"/>
       <w:r>
         <w:rPr>
           <w:rFonts w:ascii="Times New Roman" w:hAnsi="Times New Roman" w:cs="Times New Roman"/>
@@ -17288,7 +17456,7 @@
         </w:rPr>
         <w:t>create_WEBSERVER.sh</w:t>
       </w:r>
-      <w:bookmarkEnd w:id="53"/>
+      <w:bookmarkEnd w:id="55"/>
     </w:p>
     <w:p>
       <w:pPr>
@@ -17341,11 +17509,19 @@
         </w:rPr>
         <w:t>的腳本，其使用方法為</w:t>
       </w:r>
-      <w:r>
-        <w:rPr>
-          <w:rFonts w:ascii="Times New Roman" w:hAnsi="Times New Roman" w:cs="Times New Roman"/>
-        </w:rPr>
-        <w:t>sudo remove_WEBSERVER.sh &lt;subsite&gt;</w:t>
+      <w:proofErr w:type="spellStart"/>
+      <w:r>
+        <w:rPr>
+          <w:rFonts w:ascii="Times New Roman" w:hAnsi="Times New Roman" w:cs="Times New Roman"/>
+        </w:rPr>
+        <w:t>sudo</w:t>
+      </w:r>
+      <w:proofErr w:type="spellEnd"/>
+      <w:r>
+        <w:rPr>
+          <w:rFonts w:ascii="Times New Roman" w:hAnsi="Times New Roman" w:cs="Times New Roman"/>
+        </w:rPr>
+        <w:t xml:space="preserve"> remove_WEBSERVER.sh &lt;subsite&gt;</w:t>
       </w:r>
       <w:r>
         <w:rPr>
@@ -17408,7 +17584,7 @@
                     <pic:cNvPicPr/>
                   </pic:nvPicPr>
                   <pic:blipFill>
-                    <a:blip r:embed="rId28">
+                    <a:blip r:embed="rId27">
                       <a:extLst>
                         <a:ext uri="{28A0092B-C50C-407E-A947-70E740481C1C}">
                           <a14:useLocalDpi xmlns:a14="http://schemas.microsoft.com/office/drawing/2010/main" val="0"/>
@@ -17446,7 +17622,7 @@
           <w:szCs w:val="24"/>
         </w:rPr>
       </w:pPr>
-      <w:bookmarkStart w:id="54" w:name="_Toc183610704"/>
+      <w:bookmarkStart w:id="56" w:name="_Toc183610704"/>
       <w:r>
         <w:rPr>
           <w:rFonts w:ascii="Times New Roman" w:hAnsi="Times New Roman" w:cs="Times New Roman"/>
@@ -17544,7 +17720,7 @@
         </w:rPr>
         <w:t>remove_WEBSERVER.sh</w:t>
       </w:r>
-      <w:bookmarkEnd w:id="54"/>
+      <w:bookmarkEnd w:id="56"/>
     </w:p>
     <w:p>
       <w:pPr>
@@ -17555,8 +17731,8 @@
           <w:rFonts w:cs="Times New Roman"/>
         </w:rPr>
       </w:pPr>
-      <w:bookmarkStart w:id="55" w:name="_Toc179260997"/>
-      <w:bookmarkStart w:id="56" w:name="_Toc183576213"/>
+      <w:bookmarkStart w:id="57" w:name="_Toc179260997"/>
+      <w:bookmarkStart w:id="58" w:name="_Toc183576213"/>
       <w:r>
         <w:rPr>
           <w:rFonts w:cs="Times New Roman"/>
@@ -17564,8 +17740,8 @@
         <w:lastRenderedPageBreak/>
         <w:t>系統安裝流程</w:t>
       </w:r>
-      <w:bookmarkEnd w:id="55"/>
-      <w:bookmarkEnd w:id="56"/>
+      <w:bookmarkEnd w:id="57"/>
+      <w:bookmarkEnd w:id="58"/>
     </w:p>
     <w:p>
       <w:pPr>
@@ -17588,7 +17764,7 @@
         </w:rPr>
         <w:t>GitHub(</w:t>
       </w:r>
-      <w:hyperlink r:id="rId29" w:history="1">
+      <w:hyperlink r:id="rId28" w:history="1">
         <w:r>
           <w:rPr>
             <w:rStyle w:val="a5"/>
@@ -17773,24 +17949,28 @@
         </w:rPr>
         <w:t>為腳本所製作的容器，搭配其他容器的</w:t>
       </w:r>
+      <w:proofErr w:type="spellStart"/>
       <w:r>
         <w:rPr>
           <w:rFonts w:ascii="Times New Roman" w:hAnsi="Times New Roman" w:cs="Times New Roman"/>
         </w:rPr>
         <w:t>mariadb</w:t>
       </w:r>
+      <w:proofErr w:type="spellEnd"/>
       <w:r>
         <w:rPr>
           <w:rFonts w:ascii="Times New Roman" w:hAnsi="Times New Roman" w:cs="Times New Roman"/>
         </w:rPr>
         <w:t>與</w:t>
       </w:r>
+      <w:proofErr w:type="spellStart"/>
       <w:r>
         <w:rPr>
           <w:rFonts w:ascii="Times New Roman" w:hAnsi="Times New Roman" w:cs="Times New Roman"/>
         </w:rPr>
         <w:t>phpmyadmin</w:t>
       </w:r>
+      <w:proofErr w:type="spellEnd"/>
       <w:r>
         <w:rPr>
           <w:rFonts w:ascii="Times New Roman" w:hAnsi="Times New Roman" w:cs="Times New Roman"/>
@@ -17842,7 +18022,7 @@
                     </pic:cNvPicPr>
                   </pic:nvPicPr>
                   <pic:blipFill>
-                    <a:blip r:embed="rId30">
+                    <a:blip r:embed="rId29">
                       <a:extLst>
                         <a:ext uri="{28A0092B-C50C-407E-A947-70E740481C1C}">
                           <a14:useLocalDpi xmlns:a14="http://schemas.microsoft.com/office/drawing/2010/main" val="0"/>
@@ -17885,7 +18065,7 @@
           <w:szCs w:val="24"/>
         </w:rPr>
       </w:pPr>
-      <w:bookmarkStart w:id="57" w:name="_Toc183610705"/>
+      <w:bookmarkStart w:id="59" w:name="_Toc183610705"/>
       <w:r>
         <w:rPr>
           <w:rFonts w:ascii="Times New Roman" w:hAnsi="Times New Roman" w:cs="Times New Roman"/>
@@ -17975,7 +18155,7 @@
         </w:rPr>
         <w:t>：系統容器實際運作示意圖</w:t>
       </w:r>
-      <w:bookmarkEnd w:id="57"/>
+      <w:bookmarkEnd w:id="59"/>
     </w:p>
     <w:p>
       <w:pPr>
@@ -18003,8 +18183,8 @@
           <w:rFonts w:cs="Times New Roman"/>
         </w:rPr>
       </w:pPr>
-      <w:bookmarkStart w:id="58" w:name="_Toc179260998"/>
-      <w:bookmarkStart w:id="59" w:name="_Toc183576214"/>
+      <w:bookmarkStart w:id="60" w:name="_Toc179260998"/>
+      <w:bookmarkStart w:id="61" w:name="_Toc183576214"/>
       <w:r>
         <w:rPr>
           <w:rFonts w:cs="Times New Roman"/>
@@ -18018,8 +18198,8 @@
         </w:rPr>
         <w:t>論</w:t>
       </w:r>
-      <w:bookmarkEnd w:id="58"/>
-      <w:bookmarkEnd w:id="59"/>
+      <w:bookmarkEnd w:id="60"/>
+      <w:bookmarkEnd w:id="61"/>
     </w:p>
     <w:p>
       <w:pPr>
@@ -18246,8 +18426,8 @@
           <w:szCs w:val="24"/>
         </w:rPr>
       </w:pPr>
-      <w:bookmarkStart w:id="60" w:name="_Toc179260999"/>
-      <w:bookmarkStart w:id="61" w:name="_Toc183576215"/>
+      <w:bookmarkStart w:id="62" w:name="_Toc179260999"/>
+      <w:bookmarkStart w:id="63" w:name="_Toc183576215"/>
       <w:r>
         <w:rPr>
           <w:rStyle w:val="14"/>
@@ -18257,8 +18437,8 @@
         <w:lastRenderedPageBreak/>
         <w:t>參考文獻</w:t>
       </w:r>
-      <w:bookmarkEnd w:id="60"/>
-      <w:bookmarkEnd w:id="61"/>
+      <w:bookmarkEnd w:id="62"/>
+      <w:bookmarkEnd w:id="63"/>
     </w:p>
     <w:p>
       <w:pPr>
@@ -18276,8 +18456,8 @@
           <w:szCs w:val="24"/>
         </w:rPr>
       </w:pPr>
-      <w:bookmarkStart w:id="62" w:name="_Ref86415144"/>
-      <w:bookmarkStart w:id="63" w:name="_Ref62478700"/>
+      <w:bookmarkStart w:id="64" w:name="_Ref86415144"/>
+      <w:bookmarkStart w:id="65" w:name="_Ref62478700"/>
       <w:r>
         <w:rPr>
           <w:rFonts w:ascii="Times New Roman" w:hAnsi="Times New Roman" w:cs="Times New Roman"/>
@@ -18286,7 +18466,7 @@
         <w:t>STEFANOVA, Ramona. Exploring the Latest Front-End Development Trends. 2024.</w:t>
       </w:r>
     </w:p>
-    <w:bookmarkEnd w:id="62"/>
+    <w:bookmarkEnd w:id="64"/>
     <w:p>
       <w:pPr>
         <w:pStyle w:val="a3"/>
@@ -18457,7 +18637,7 @@
           <w:szCs w:val="24"/>
         </w:rPr>
       </w:pPr>
-      <w:bookmarkStart w:id="64" w:name="_Ref86415108"/>
+      <w:bookmarkStart w:id="66" w:name="_Ref86415108"/>
       <w:r>
         <w:rPr>
           <w:rFonts w:ascii="Times New Roman" w:hAnsi="Times New Roman" w:cs="Times New Roman"/>
@@ -18487,7 +18667,23 @@
           <w:rFonts w:ascii="Times New Roman" w:hAnsi="Times New Roman" w:cs="Times New Roman"/>
           <w:szCs w:val="24"/>
         </w:rPr>
-        <w:t>Velocity 09: John Allspaw and Paul Hammond, "10+ Deploys Pe https://www.youtube.com/watch?v=LdOe18KhtT4</w:t>
+        <w:t xml:space="preserve">Velocity 09: John </w:t>
+      </w:r>
+      <w:proofErr w:type="spellStart"/>
+      <w:r>
+        <w:rPr>
+          <w:rFonts w:ascii="Times New Roman" w:hAnsi="Times New Roman" w:cs="Times New Roman"/>
+          <w:szCs w:val="24"/>
+        </w:rPr>
+        <w:t>Allspaw</w:t>
+      </w:r>
+      <w:proofErr w:type="spellEnd"/>
+      <w:r>
+        <w:rPr>
+          <w:rFonts w:ascii="Times New Roman" w:hAnsi="Times New Roman" w:cs="Times New Roman"/>
+          <w:szCs w:val="24"/>
+        </w:rPr>
+        <w:t xml:space="preserve"> and Paul Hammond, "10+ Deploys Pe https://www.youtube.com/watch?v=LdOe18KhtT4</w:t>
       </w:r>
     </w:p>
     <w:p>
@@ -18514,7 +18710,7 @@
         <w:t>What is DevOps? https://azure.microsoft.com/en-us/resources/cloud-computing-dictionary/what-is-devops</w:t>
       </w:r>
     </w:p>
-    <w:bookmarkEnd w:id="64"/>
+    <w:bookmarkEnd w:id="66"/>
     <w:p>
       <w:pPr>
         <w:pStyle w:val="a3"/>
@@ -18536,7 +18732,23 @@
           <w:rFonts w:ascii="Times New Roman" w:hAnsi="Times New Roman" w:cs="Times New Roman"/>
           <w:szCs w:val="24"/>
         </w:rPr>
-        <w:t>MERKEL, Dirk, et al. Docker: lightweight linux containers for consistent development and deployment. Linux j, 2014, 239.2: 2.</w:t>
+        <w:t xml:space="preserve">MERKEL, Dirk, et al. Docker: lightweight </w:t>
+      </w:r>
+      <w:proofErr w:type="spellStart"/>
+      <w:r>
+        <w:rPr>
+          <w:rFonts w:ascii="Times New Roman" w:hAnsi="Times New Roman" w:cs="Times New Roman"/>
+          <w:szCs w:val="24"/>
+        </w:rPr>
+        <w:t>linux</w:t>
+      </w:r>
+      <w:proofErr w:type="spellEnd"/>
+      <w:r>
+        <w:rPr>
+          <w:rFonts w:ascii="Times New Roman" w:hAnsi="Times New Roman" w:cs="Times New Roman"/>
+          <w:szCs w:val="24"/>
+        </w:rPr>
+        <w:t xml:space="preserve"> containers for consistent development and deployment. Linux j, 2014, 239.2: 2.</w:t>
       </w:r>
     </w:p>
     <w:p>
@@ -18576,7 +18788,7 @@
         </w:rPr>
         <w:t>https://www.nginx.com/resources/glossary/reverse-proxy-server</w:t>
       </w:r>
-      <w:bookmarkEnd w:id="63"/>
+      <w:bookmarkEnd w:id="65"/>
     </w:p>
     <w:sectPr>
       <w:pgSz w:w="11906" w:h="16838" w:code="9"/>
@@ -18589,7 +18801,7 @@
 </file>
 
 <file path=word/endnotes.xml><?xml version="1.0" encoding="utf-8"?>
-<w:endnotes xmlns:wpc="http://schemas.microsoft.com/office/word/2010/wordprocessingCanvas" xmlns:cx="http://schemas.microsoft.com/office/drawing/2014/chartex" xmlns:cx1="http://schemas.microsoft.com/office/drawing/2015/9/8/chartex" xmlns:cx2="http://schemas.microsoft.com/office/drawing/2015/10/21/chartex" xmlns:cx3="http://schemas.microsoft.com/office/drawing/2016/5/9/chartex" xmlns:cx4="http://schemas.microsoft.com/office/drawing/2016/5/10/chartex" xmlns:cx5="http://schemas.microsoft.com/office/drawing/2016/5/11/chartex" xmlns:cx6="http://schemas.microsoft.com/office/drawing/2016/5/12/chartex" xmlns:cx7="http://schemas.microsoft.com/office/drawing/2016/5/13/chartex" xmlns:cx8="http://schemas.microsoft.com/office/drawing/2016/5/14/chartex" xmlns:mc="http://schemas.openxmlformats.org/markup-compatibility/2006" xmlns:aink="http://schemas.microsoft.com/office/drawing/2016/ink" xmlns:am3d="http://schemas.microsoft.com/office/drawing/2017/model3d" xmlns:o="urn:schemas-microsoft-com:office:office" xmlns:r="http://schemas.openxmlformats.org/officeDocument/2006/relationships" xmlns:m="http://schemas.openxmlformats.org/officeDocument/2006/math" xmlns:v="urn:schemas-microsoft-com:vml" xmlns:wp14="http://schemas.microsoft.com/office/word/2010/wordprocessingDrawing" xmlns:wp="http://schemas.openxmlformats.org/drawingml/2006/wordprocessingDrawing" xmlns:w10="urn:schemas-microsoft-com:office:word" xmlns:w="http://schemas.openxmlformats.org/wordprocessingml/2006/main" xmlns:w14="http://schemas.microsoft.com/office/word/2010/wordml" xmlns:w15="http://schemas.microsoft.com/office/word/2012/wordml" xmlns:w16cex="http://schemas.microsoft.com/office/word/2018/wordml/cex" xmlns:w16cid="http://schemas.microsoft.com/office/word/2016/wordml/cid" xmlns:w16="http://schemas.microsoft.com/office/word/2018/wordml" xmlns:w16sdtdh="http://schemas.microsoft.com/office/word/2020/wordml/sdtdatahash" xmlns:w16se="http://schemas.microsoft.com/office/word/2015/wordml/symex" xmlns:wpg="http://schemas.microsoft.com/office/word/2010/wordprocessingGroup" xmlns:wpi="http://schemas.microsoft.com/office/word/2010/wordprocessingInk" xmlns:wne="http://schemas.microsoft.com/office/word/2006/wordml" xmlns:wps="http://schemas.microsoft.com/office/word/2010/wordprocessingShape" mc:Ignorable="w14 w15 w16se w16cid w16 w16cex w16sdtdh wp14">
+<w:endnotes xmlns:wpc="http://schemas.microsoft.com/office/word/2010/wordprocessingCanvas" xmlns:cx="http://schemas.microsoft.com/office/drawing/2014/chartex" xmlns:cx1="http://schemas.microsoft.com/office/drawing/2015/9/8/chartex" xmlns:cx2="http://schemas.microsoft.com/office/drawing/2015/10/21/chartex" xmlns:cx3="http://schemas.microsoft.com/office/drawing/2016/5/9/chartex" xmlns:cx4="http://schemas.microsoft.com/office/drawing/2016/5/10/chartex" xmlns:cx5="http://schemas.microsoft.com/office/drawing/2016/5/11/chartex" xmlns:cx6="http://schemas.microsoft.com/office/drawing/2016/5/12/chartex" xmlns:cx7="http://schemas.microsoft.com/office/drawing/2016/5/13/chartex" xmlns:cx8="http://schemas.microsoft.com/office/drawing/2016/5/14/chartex" xmlns:mc="http://schemas.openxmlformats.org/markup-compatibility/2006" xmlns:aink="http://schemas.microsoft.com/office/drawing/2016/ink" xmlns:am3d="http://schemas.microsoft.com/office/drawing/2017/model3d" xmlns:o="urn:schemas-microsoft-com:office:office" xmlns:oel="http://schemas.microsoft.com/office/2019/extlst" xmlns:r="http://schemas.openxmlformats.org/officeDocument/2006/relationships" xmlns:m="http://schemas.openxmlformats.org/officeDocument/2006/math" xmlns:v="urn:schemas-microsoft-com:vml" xmlns:wp14="http://schemas.microsoft.com/office/word/2010/wordprocessingDrawing" xmlns:wp="http://schemas.openxmlformats.org/drawingml/2006/wordprocessingDrawing" xmlns:w10="urn:schemas-microsoft-com:office:word" xmlns:w="http://schemas.openxmlformats.org/wordprocessingml/2006/main" xmlns:w14="http://schemas.microsoft.com/office/word/2010/wordml" xmlns:w15="http://schemas.microsoft.com/office/word/2012/wordml" xmlns:w16cex="http://schemas.microsoft.com/office/word/2018/wordml/cex" xmlns:w16cid="http://schemas.microsoft.com/office/word/2016/wordml/cid" xmlns:w16="http://schemas.microsoft.com/office/word/2018/wordml" xmlns:w16sdtdh="http://schemas.microsoft.com/office/word/2020/wordml/sdtdatahash" xmlns:w16se="http://schemas.microsoft.com/office/word/2015/wordml/symex" xmlns:wpg="http://schemas.microsoft.com/office/word/2010/wordprocessingGroup" xmlns:wpi="http://schemas.microsoft.com/office/word/2010/wordprocessingInk" xmlns:wne="http://schemas.microsoft.com/office/word/2006/wordml" xmlns:wps="http://schemas.microsoft.com/office/word/2010/wordprocessingShape" mc:Ignorable="w14 w15 w16se w16cid w16 w16cex w16sdtdh wp14">
   <w:endnote w:type="separator" w:id="-1">
     <w:p>
       <w:r>
@@ -18608,7 +18820,7 @@
 </file>
 
 <file path=word/footer1.xml><?xml version="1.0" encoding="utf-8"?>
-<w:ftr xmlns:wpc="http://schemas.microsoft.com/office/word/2010/wordprocessingCanvas" xmlns:cx="http://schemas.microsoft.com/office/drawing/2014/chartex" xmlns:cx1="http://schemas.microsoft.com/office/drawing/2015/9/8/chartex" xmlns:cx2="http://schemas.microsoft.com/office/drawing/2015/10/21/chartex" xmlns:cx3="http://schemas.microsoft.com/office/drawing/2016/5/9/chartex" xmlns:cx4="http://schemas.microsoft.com/office/drawing/2016/5/10/chartex" xmlns:cx5="http://schemas.microsoft.com/office/drawing/2016/5/11/chartex" xmlns:cx6="http://schemas.microsoft.com/office/drawing/2016/5/12/chartex" xmlns:cx7="http://schemas.microsoft.com/office/drawing/2016/5/13/chartex" xmlns:cx8="http://schemas.microsoft.com/office/drawing/2016/5/14/chartex" xmlns:mc="http://schemas.openxmlformats.org/markup-compatibility/2006" xmlns:aink="http://schemas.microsoft.com/office/drawing/2016/ink" xmlns:am3d="http://schemas.microsoft.com/office/drawing/2017/model3d" xmlns:o="urn:schemas-microsoft-com:office:office" xmlns:r="http://schemas.openxmlformats.org/officeDocument/2006/relationships" xmlns:m="http://schemas.openxmlformats.org/officeDocument/2006/math" xmlns:v="urn:schemas-microsoft-com:vml" xmlns:wp14="http://schemas.microsoft.com/office/word/2010/wordprocessingDrawing" xmlns:wp="http://schemas.openxmlformats.org/drawingml/2006/wordprocessingDrawing" xmlns:w10="urn:schemas-microsoft-com:office:word" xmlns:w="http://schemas.openxmlformats.org/wordprocessingml/2006/main" xmlns:w14="http://schemas.microsoft.com/office/word/2010/wordml" xmlns:w15="http://schemas.microsoft.com/office/word/2012/wordml" xmlns:w16cex="http://schemas.microsoft.com/office/word/2018/wordml/cex" xmlns:w16cid="http://schemas.microsoft.com/office/word/2016/wordml/cid" xmlns:w16="http://schemas.microsoft.com/office/word/2018/wordml" xmlns:w16sdtdh="http://schemas.microsoft.com/office/word/2020/wordml/sdtdatahash" xmlns:w16se="http://schemas.microsoft.com/office/word/2015/wordml/symex" xmlns:wpg="http://schemas.microsoft.com/office/word/2010/wordprocessingGroup" xmlns:wpi="http://schemas.microsoft.com/office/word/2010/wordprocessingInk" xmlns:wne="http://schemas.microsoft.com/office/word/2006/wordml" xmlns:wps="http://schemas.microsoft.com/office/word/2010/wordprocessingShape" mc:Ignorable="w14 w15 w16se w16cid w16 w16cex w16sdtdh wp14">
+<w:ftr xmlns:wpc="http://schemas.microsoft.com/office/word/2010/wordprocessingCanvas" xmlns:cx="http://schemas.microsoft.com/office/drawing/2014/chartex" xmlns:cx1="http://schemas.microsoft.com/office/drawing/2015/9/8/chartex" xmlns:cx2="http://schemas.microsoft.com/office/drawing/2015/10/21/chartex" xmlns:cx3="http://schemas.microsoft.com/office/drawing/2016/5/9/chartex" xmlns:cx4="http://schemas.microsoft.com/office/drawing/2016/5/10/chartex" xmlns:cx5="http://schemas.microsoft.com/office/drawing/2016/5/11/chartex" xmlns:cx6="http://schemas.microsoft.com/office/drawing/2016/5/12/chartex" xmlns:cx7="http://schemas.microsoft.com/office/drawing/2016/5/13/chartex" xmlns:cx8="http://schemas.microsoft.com/office/drawing/2016/5/14/chartex" xmlns:mc="http://schemas.openxmlformats.org/markup-compatibility/2006" xmlns:aink="http://schemas.microsoft.com/office/drawing/2016/ink" xmlns:am3d="http://schemas.microsoft.com/office/drawing/2017/model3d" xmlns:o="urn:schemas-microsoft-com:office:office" xmlns:oel="http://schemas.microsoft.com/office/2019/extlst" xmlns:r="http://schemas.openxmlformats.org/officeDocument/2006/relationships" xmlns:m="http://schemas.openxmlformats.org/officeDocument/2006/math" xmlns:v="urn:schemas-microsoft-com:vml" xmlns:wp14="http://schemas.microsoft.com/office/word/2010/wordprocessingDrawing" xmlns:wp="http://schemas.openxmlformats.org/drawingml/2006/wordprocessingDrawing" xmlns:w10="urn:schemas-microsoft-com:office:word" xmlns:w="http://schemas.openxmlformats.org/wordprocessingml/2006/main" xmlns:w14="http://schemas.microsoft.com/office/word/2010/wordml" xmlns:w15="http://schemas.microsoft.com/office/word/2012/wordml" xmlns:w16cex="http://schemas.microsoft.com/office/word/2018/wordml/cex" xmlns:w16cid="http://schemas.microsoft.com/office/word/2016/wordml/cid" xmlns:w16="http://schemas.microsoft.com/office/word/2018/wordml" xmlns:w16sdtdh="http://schemas.microsoft.com/office/word/2020/wordml/sdtdatahash" xmlns:w16se="http://schemas.microsoft.com/office/word/2015/wordml/symex" xmlns:wpg="http://schemas.microsoft.com/office/word/2010/wordprocessingGroup" xmlns:wpi="http://schemas.microsoft.com/office/word/2010/wordprocessingInk" xmlns:wne="http://schemas.microsoft.com/office/word/2006/wordml" xmlns:wps="http://schemas.microsoft.com/office/word/2010/wordprocessingShape" mc:Ignorable="w14 w15 w16se w16cid w16 w16cex w16sdtdh wp14">
   <w:p>
     <w:pPr>
       <w:pStyle w:val="ab"/>
@@ -18618,7 +18830,7 @@
 </file>
 
 <file path=word/footer2.xml><?xml version="1.0" encoding="utf-8"?>
-<w:ftr xmlns:wpc="http://schemas.microsoft.com/office/word/2010/wordprocessingCanvas" xmlns:cx="http://schemas.microsoft.com/office/drawing/2014/chartex" xmlns:cx1="http://schemas.microsoft.com/office/drawing/2015/9/8/chartex" xmlns:cx2="http://schemas.microsoft.com/office/drawing/2015/10/21/chartex" xmlns:cx3="http://schemas.microsoft.com/office/drawing/2016/5/9/chartex" xmlns:cx4="http://schemas.microsoft.com/office/drawing/2016/5/10/chartex" xmlns:cx5="http://schemas.microsoft.com/office/drawing/2016/5/11/chartex" xmlns:cx6="http://schemas.microsoft.com/office/drawing/2016/5/12/chartex" xmlns:cx7="http://schemas.microsoft.com/office/drawing/2016/5/13/chartex" xmlns:cx8="http://schemas.microsoft.com/office/drawing/2016/5/14/chartex" xmlns:mc="http://schemas.openxmlformats.org/markup-compatibility/2006" xmlns:aink="http://schemas.microsoft.com/office/drawing/2016/ink" xmlns:am3d="http://schemas.microsoft.com/office/drawing/2017/model3d" xmlns:o="urn:schemas-microsoft-com:office:office" xmlns:r="http://schemas.openxmlformats.org/officeDocument/2006/relationships" xmlns:m="http://schemas.openxmlformats.org/officeDocument/2006/math" xmlns:v="urn:schemas-microsoft-com:vml" xmlns:wp14="http://schemas.microsoft.com/office/word/2010/wordprocessingDrawing" xmlns:wp="http://schemas.openxmlformats.org/drawingml/2006/wordprocessingDrawing" xmlns:w10="urn:schemas-microsoft-com:office:word" xmlns:w="http://schemas.openxmlformats.org/wordprocessingml/2006/main" xmlns:w14="http://schemas.microsoft.com/office/word/2010/wordml" xmlns:w15="http://schemas.microsoft.com/office/word/2012/wordml" xmlns:w16cex="http://schemas.microsoft.com/office/word/2018/wordml/cex" xmlns:w16cid="http://schemas.microsoft.com/office/word/2016/wordml/cid" xmlns:w16="http://schemas.microsoft.com/office/word/2018/wordml" xmlns:w16sdtdh="http://schemas.microsoft.com/office/word/2020/wordml/sdtdatahash" xmlns:w16se="http://schemas.microsoft.com/office/word/2015/wordml/symex" xmlns:wpg="http://schemas.microsoft.com/office/word/2010/wordprocessingGroup" xmlns:wpi="http://schemas.microsoft.com/office/word/2010/wordprocessingInk" xmlns:wne="http://schemas.microsoft.com/office/word/2006/wordml" xmlns:wps="http://schemas.microsoft.com/office/word/2010/wordprocessingShape" mc:Ignorable="w14 w15 w16se w16cid w16 w16cex w16sdtdh wp14">
+<w:ftr xmlns:wpc="http://schemas.microsoft.com/office/word/2010/wordprocessingCanvas" xmlns:cx="http://schemas.microsoft.com/office/drawing/2014/chartex" xmlns:cx1="http://schemas.microsoft.com/office/drawing/2015/9/8/chartex" xmlns:cx2="http://schemas.microsoft.com/office/drawing/2015/10/21/chartex" xmlns:cx3="http://schemas.microsoft.com/office/drawing/2016/5/9/chartex" xmlns:cx4="http://schemas.microsoft.com/office/drawing/2016/5/10/chartex" xmlns:cx5="http://schemas.microsoft.com/office/drawing/2016/5/11/chartex" xmlns:cx6="http://schemas.microsoft.com/office/drawing/2016/5/12/chartex" xmlns:cx7="http://schemas.microsoft.com/office/drawing/2016/5/13/chartex" xmlns:cx8="http://schemas.microsoft.com/office/drawing/2016/5/14/chartex" xmlns:mc="http://schemas.openxmlformats.org/markup-compatibility/2006" xmlns:aink="http://schemas.microsoft.com/office/drawing/2016/ink" xmlns:am3d="http://schemas.microsoft.com/office/drawing/2017/model3d" xmlns:o="urn:schemas-microsoft-com:office:office" xmlns:oel="http://schemas.microsoft.com/office/2019/extlst" xmlns:r="http://schemas.openxmlformats.org/officeDocument/2006/relationships" xmlns:m="http://schemas.openxmlformats.org/officeDocument/2006/math" xmlns:v="urn:schemas-microsoft-com:vml" xmlns:wp14="http://schemas.microsoft.com/office/word/2010/wordprocessingDrawing" xmlns:wp="http://schemas.openxmlformats.org/drawingml/2006/wordprocessingDrawing" xmlns:w10="urn:schemas-microsoft-com:office:word" xmlns:w="http://schemas.openxmlformats.org/wordprocessingml/2006/main" xmlns:w14="http://schemas.microsoft.com/office/word/2010/wordml" xmlns:w15="http://schemas.microsoft.com/office/word/2012/wordml" xmlns:w16cex="http://schemas.microsoft.com/office/word/2018/wordml/cex" xmlns:w16cid="http://schemas.microsoft.com/office/word/2016/wordml/cid" xmlns:w16="http://schemas.microsoft.com/office/word/2018/wordml" xmlns:w16sdtdh="http://schemas.microsoft.com/office/word/2020/wordml/sdtdatahash" xmlns:w16se="http://schemas.microsoft.com/office/word/2015/wordml/symex" xmlns:wpg="http://schemas.microsoft.com/office/word/2010/wordprocessingGroup" xmlns:wpi="http://schemas.microsoft.com/office/word/2010/wordprocessingInk" xmlns:wne="http://schemas.microsoft.com/office/word/2006/wordml" xmlns:wps="http://schemas.microsoft.com/office/word/2010/wordprocessingShape" mc:Ignorable="w14 w15 w16se w16cid w16 w16cex w16sdtdh wp14">
   <w:p>
     <w:pPr>
       <w:pStyle w:val="ab"/>
@@ -18632,7 +18844,6 @@
           <w:docPartUnique/>
         </w:docPartObj>
       </w:sdtPr>
-      <w:sdtEndPr/>
       <w:sdtContent>
         <w:r>
           <w:rPr>
@@ -18640,6 +18851,7 @@
           </w:rPr>
           <w:t>-</w:t>
         </w:r>
+        <w:proofErr w:type="spellStart"/>
         <w:r>
           <w:fldChar w:fldCharType="begin"/>
         </w:r>
@@ -18655,6 +18867,7 @@
           </w:rPr>
           <w:t>ii</w:t>
         </w:r>
+        <w:proofErr w:type="spellEnd"/>
         <w:r>
           <w:fldChar w:fldCharType="end"/>
         </w:r>
@@ -18668,7 +18881,7 @@
 </file>
 
 <file path=word/footnotes.xml><?xml version="1.0" encoding="utf-8"?>
-<w:footnotes xmlns:wpc="http://schemas.microsoft.com/office/word/2010/wordprocessingCanvas" xmlns:cx="http://schemas.microsoft.com/office/drawing/2014/chartex" xmlns:cx1="http://schemas.microsoft.com/office/drawing/2015/9/8/chartex" xmlns:cx2="http://schemas.microsoft.com/office/drawing/2015/10/21/chartex" xmlns:cx3="http://schemas.microsoft.com/office/drawing/2016/5/9/chartex" xmlns:cx4="http://schemas.microsoft.com/office/drawing/2016/5/10/chartex" xmlns:cx5="http://schemas.microsoft.com/office/drawing/2016/5/11/chartex" xmlns:cx6="http://schemas.microsoft.com/office/drawing/2016/5/12/chartex" xmlns:cx7="http://schemas.microsoft.com/office/drawing/2016/5/13/chartex" xmlns:cx8="http://schemas.microsoft.com/office/drawing/2016/5/14/chartex" xmlns:mc="http://schemas.openxmlformats.org/markup-compatibility/2006" xmlns:aink="http://schemas.microsoft.com/office/drawing/2016/ink" xmlns:am3d="http://schemas.microsoft.com/office/drawing/2017/model3d" xmlns:o="urn:schemas-microsoft-com:office:office" xmlns:r="http://schemas.openxmlformats.org/officeDocument/2006/relationships" xmlns:m="http://schemas.openxmlformats.org/officeDocument/2006/math" xmlns:v="urn:schemas-microsoft-com:vml" xmlns:wp14="http://schemas.microsoft.com/office/word/2010/wordprocessingDrawing" xmlns:wp="http://schemas.openxmlformats.org/drawingml/2006/wordprocessingDrawing" xmlns:w10="urn:schemas-microsoft-com:office:word" xmlns:w="http://schemas.openxmlformats.org/wordprocessingml/2006/main" xmlns:w14="http://schemas.microsoft.com/office/word/2010/wordml" xmlns:w15="http://schemas.microsoft.com/office/word/2012/wordml" xmlns:w16cex="http://schemas.microsoft.com/office/word/2018/wordml/cex" xmlns:w16cid="http://schemas.microsoft.com/office/word/2016/wordml/cid" xmlns:w16="http://schemas.microsoft.com/office/word/2018/wordml" xmlns:w16sdtdh="http://schemas.microsoft.com/office/word/2020/wordml/sdtdatahash" xmlns:w16se="http://schemas.microsoft.com/office/word/2015/wordml/symex" xmlns:wpg="http://schemas.microsoft.com/office/word/2010/wordprocessingGroup" xmlns:wpi="http://schemas.microsoft.com/office/word/2010/wordprocessingInk" xmlns:wne="http://schemas.microsoft.com/office/word/2006/wordml" xmlns:wps="http://schemas.microsoft.com/office/word/2010/wordprocessingShape" mc:Ignorable="w14 w15 w16se w16cid w16 w16cex w16sdtdh wp14">
+<w:footnotes xmlns:wpc="http://schemas.microsoft.com/office/word/2010/wordprocessingCanvas" xmlns:cx="http://schemas.microsoft.com/office/drawing/2014/chartex" xmlns:cx1="http://schemas.microsoft.com/office/drawing/2015/9/8/chartex" xmlns:cx2="http://schemas.microsoft.com/office/drawing/2015/10/21/chartex" xmlns:cx3="http://schemas.microsoft.com/office/drawing/2016/5/9/chartex" xmlns:cx4="http://schemas.microsoft.com/office/drawing/2016/5/10/chartex" xmlns:cx5="http://schemas.microsoft.com/office/drawing/2016/5/11/chartex" xmlns:cx6="http://schemas.microsoft.com/office/drawing/2016/5/12/chartex" xmlns:cx7="http://schemas.microsoft.com/office/drawing/2016/5/13/chartex" xmlns:cx8="http://schemas.microsoft.com/office/drawing/2016/5/14/chartex" xmlns:mc="http://schemas.openxmlformats.org/markup-compatibility/2006" xmlns:aink="http://schemas.microsoft.com/office/drawing/2016/ink" xmlns:am3d="http://schemas.microsoft.com/office/drawing/2017/model3d" xmlns:o="urn:schemas-microsoft-com:office:office" xmlns:oel="http://schemas.microsoft.com/office/2019/extlst" xmlns:r="http://schemas.openxmlformats.org/officeDocument/2006/relationships" xmlns:m="http://schemas.openxmlformats.org/officeDocument/2006/math" xmlns:v="urn:schemas-microsoft-com:vml" xmlns:wp14="http://schemas.microsoft.com/office/word/2010/wordprocessingDrawing" xmlns:wp="http://schemas.openxmlformats.org/drawingml/2006/wordprocessingDrawing" xmlns:w10="urn:schemas-microsoft-com:office:word" xmlns:w="http://schemas.openxmlformats.org/wordprocessingml/2006/main" xmlns:w14="http://schemas.microsoft.com/office/word/2010/wordml" xmlns:w15="http://schemas.microsoft.com/office/word/2012/wordml" xmlns:w16cex="http://schemas.microsoft.com/office/word/2018/wordml/cex" xmlns:w16cid="http://schemas.microsoft.com/office/word/2016/wordml/cid" xmlns:w16="http://schemas.microsoft.com/office/word/2018/wordml" xmlns:w16sdtdh="http://schemas.microsoft.com/office/word/2020/wordml/sdtdatahash" xmlns:w16se="http://schemas.microsoft.com/office/word/2015/wordml/symex" xmlns:wpg="http://schemas.microsoft.com/office/word/2010/wordprocessingGroup" xmlns:wpi="http://schemas.microsoft.com/office/word/2010/wordprocessingInk" xmlns:wne="http://schemas.microsoft.com/office/word/2006/wordml" xmlns:wps="http://schemas.microsoft.com/office/word/2010/wordprocessingShape" mc:Ignorable="w14 w15 w16se w16cid w16 w16cex w16sdtdh wp14">
   <w:footnote w:type="separator" w:id="-1">
     <w:p>
       <w:r>
@@ -18687,7 +18900,7 @@
 </file>
 
 <file path=word/numbering.xml><?xml version="1.0" encoding="utf-8"?>
-<w:numbering xmlns:wpc="http://schemas.microsoft.com/office/word/2010/wordprocessingCanvas" xmlns:cx="http://schemas.microsoft.com/office/drawing/2014/chartex" xmlns:cx1="http://schemas.microsoft.com/office/drawing/2015/9/8/chartex" xmlns:cx2="http://schemas.microsoft.com/office/drawing/2015/10/21/chartex" xmlns:cx3="http://schemas.microsoft.com/office/drawing/2016/5/9/chartex" xmlns:cx4="http://schemas.microsoft.com/office/drawing/2016/5/10/chartex" xmlns:cx5="http://schemas.microsoft.com/office/drawing/2016/5/11/chartex" xmlns:cx6="http://schemas.microsoft.com/office/drawing/2016/5/12/chartex" xmlns:cx7="http://schemas.microsoft.com/office/drawing/2016/5/13/chartex" xmlns:cx8="http://schemas.microsoft.com/office/drawing/2016/5/14/chartex" xmlns:mc="http://schemas.openxmlformats.org/markup-compatibility/2006" xmlns:aink="http://schemas.microsoft.com/office/drawing/2016/ink" xmlns:am3d="http://schemas.microsoft.com/office/drawing/2017/model3d" xmlns:o="urn:schemas-microsoft-com:office:office" xmlns:r="http://schemas.openxmlformats.org/officeDocument/2006/relationships" xmlns:m="http://schemas.openxmlformats.org/officeDocument/2006/math" xmlns:v="urn:schemas-microsoft-com:vml" xmlns:wp14="http://schemas.microsoft.com/office/word/2010/wordprocessingDrawing" xmlns:wp="http://schemas.openxmlformats.org/drawingml/2006/wordprocessingDrawing" xmlns:w10="urn:schemas-microsoft-com:office:word" xmlns:w="http://schemas.openxmlformats.org/wordprocessingml/2006/main" xmlns:w14="http://schemas.microsoft.com/office/word/2010/wordml" xmlns:w15="http://schemas.microsoft.com/office/word/2012/wordml" xmlns:w16cex="http://schemas.microsoft.com/office/word/2018/wordml/cex" xmlns:w16cid="http://schemas.microsoft.com/office/word/2016/wordml/cid" xmlns:w16="http://schemas.microsoft.com/office/word/2018/wordml" xmlns:w16sdtdh="http://schemas.microsoft.com/office/word/2020/wordml/sdtdatahash" xmlns:w16se="http://schemas.microsoft.com/office/word/2015/wordml/symex" xmlns:wpg="http://schemas.microsoft.com/office/word/2010/wordprocessingGroup" xmlns:wpi="http://schemas.microsoft.com/office/word/2010/wordprocessingInk" xmlns:wne="http://schemas.microsoft.com/office/word/2006/wordml" xmlns:wps="http://schemas.microsoft.com/office/word/2010/wordprocessingShape" mc:Ignorable="w14 w15 w16se w16cid w16 w16cex w16sdtdh wp14">
+<w:numbering xmlns:wpc="http://schemas.microsoft.com/office/word/2010/wordprocessingCanvas" xmlns:cx="http://schemas.microsoft.com/office/drawing/2014/chartex" xmlns:cx1="http://schemas.microsoft.com/office/drawing/2015/9/8/chartex" xmlns:cx2="http://schemas.microsoft.com/office/drawing/2015/10/21/chartex" xmlns:cx3="http://schemas.microsoft.com/office/drawing/2016/5/9/chartex" xmlns:cx4="http://schemas.microsoft.com/office/drawing/2016/5/10/chartex" xmlns:cx5="http://schemas.microsoft.com/office/drawing/2016/5/11/chartex" xmlns:cx6="http://schemas.microsoft.com/office/drawing/2016/5/12/chartex" xmlns:cx7="http://schemas.microsoft.com/office/drawing/2016/5/13/chartex" xmlns:cx8="http://schemas.microsoft.com/office/drawing/2016/5/14/chartex" xmlns:mc="http://schemas.openxmlformats.org/markup-compatibility/2006" xmlns:aink="http://schemas.microsoft.com/office/drawing/2016/ink" xmlns:am3d="http://schemas.microsoft.com/office/drawing/2017/model3d" xmlns:o="urn:schemas-microsoft-com:office:office" xmlns:oel="http://schemas.microsoft.com/office/2019/extlst" xmlns:r="http://schemas.openxmlformats.org/officeDocument/2006/relationships" xmlns:m="http://schemas.openxmlformats.org/officeDocument/2006/math" xmlns:v="urn:schemas-microsoft-com:vml" xmlns:wp14="http://schemas.microsoft.com/office/word/2010/wordprocessingDrawing" xmlns:wp="http://schemas.openxmlformats.org/drawingml/2006/wordprocessingDrawing" xmlns:w10="urn:schemas-microsoft-com:office:word" xmlns:w="http://schemas.openxmlformats.org/wordprocessingml/2006/main" xmlns:w14="http://schemas.microsoft.com/office/word/2010/wordml" xmlns:w15="http://schemas.microsoft.com/office/word/2012/wordml" xmlns:w16cex="http://schemas.microsoft.com/office/word/2018/wordml/cex" xmlns:w16cid="http://schemas.microsoft.com/office/word/2016/wordml/cid" xmlns:w16="http://schemas.microsoft.com/office/word/2018/wordml" xmlns:w16sdtdh="http://schemas.microsoft.com/office/word/2020/wordml/sdtdatahash" xmlns:w16se="http://schemas.microsoft.com/office/word/2015/wordml/symex" xmlns:wpg="http://schemas.microsoft.com/office/word/2010/wordprocessingGroup" xmlns:wpi="http://schemas.microsoft.com/office/word/2010/wordprocessingInk" xmlns:wne="http://schemas.microsoft.com/office/word/2006/wordml" xmlns:wps="http://schemas.microsoft.com/office/word/2010/wordprocessingShape" mc:Ignorable="w14 w15 w16se w16cid w16 w16cex w16sdtdh wp14">
   <w:abstractNum w:abstractNumId="0" w15:restartNumberingAfterBreak="0">
     <w:nsid w:val="0020013C"/>
     <w:multiLevelType w:val="hybridMultilevel"/>
@@ -22069,106 +22282,106 @@
       </w:pPr>
     </w:lvl>
   </w:abstractNum>
-  <w:num w:numId="1">
+  <w:num w:numId="1" w16cid:durableId="1697072267">
     <w:abstractNumId w:val="30"/>
   </w:num>
-  <w:num w:numId="2">
+  <w:num w:numId="2" w16cid:durableId="1006834276">
     <w:abstractNumId w:val="21"/>
   </w:num>
-  <w:num w:numId="3">
+  <w:num w:numId="3" w16cid:durableId="404455264">
     <w:abstractNumId w:val="28"/>
   </w:num>
-  <w:num w:numId="4">
+  <w:num w:numId="4" w16cid:durableId="1139609840">
     <w:abstractNumId w:val="17"/>
   </w:num>
-  <w:num w:numId="5">
+  <w:num w:numId="5" w16cid:durableId="1481507634">
     <w:abstractNumId w:val="26"/>
   </w:num>
-  <w:num w:numId="6">
+  <w:num w:numId="6" w16cid:durableId="716392741">
     <w:abstractNumId w:val="14"/>
   </w:num>
-  <w:num w:numId="7">
+  <w:num w:numId="7" w16cid:durableId="1106197483">
     <w:abstractNumId w:val="19"/>
   </w:num>
-  <w:num w:numId="8">
+  <w:num w:numId="8" w16cid:durableId="1537154543">
     <w:abstractNumId w:val="31"/>
   </w:num>
-  <w:num w:numId="9">
+  <w:num w:numId="9" w16cid:durableId="574701215">
     <w:abstractNumId w:val="9"/>
   </w:num>
-  <w:num w:numId="10">
+  <w:num w:numId="10" w16cid:durableId="884174882">
     <w:abstractNumId w:val="1"/>
   </w:num>
-  <w:num w:numId="11">
+  <w:num w:numId="11" w16cid:durableId="558634851">
     <w:abstractNumId w:val="8"/>
   </w:num>
-  <w:num w:numId="12">
+  <w:num w:numId="12" w16cid:durableId="1180657015">
     <w:abstractNumId w:val="32"/>
   </w:num>
-  <w:num w:numId="13">
+  <w:num w:numId="13" w16cid:durableId="1441729595">
     <w:abstractNumId w:val="22"/>
   </w:num>
-  <w:num w:numId="14">
+  <w:num w:numId="14" w16cid:durableId="411047099">
     <w:abstractNumId w:val="27"/>
   </w:num>
-  <w:num w:numId="15">
+  <w:num w:numId="15" w16cid:durableId="1249927736">
     <w:abstractNumId w:val="7"/>
   </w:num>
-  <w:num w:numId="16">
+  <w:num w:numId="16" w16cid:durableId="739138807">
     <w:abstractNumId w:val="23"/>
   </w:num>
-  <w:num w:numId="17">
+  <w:num w:numId="17" w16cid:durableId="156699671">
     <w:abstractNumId w:val="2"/>
   </w:num>
-  <w:num w:numId="18">
+  <w:num w:numId="18" w16cid:durableId="551187531">
     <w:abstractNumId w:val="11"/>
   </w:num>
-  <w:num w:numId="19">
+  <w:num w:numId="19" w16cid:durableId="344596091">
     <w:abstractNumId w:val="12"/>
   </w:num>
-  <w:num w:numId="20">
+  <w:num w:numId="20" w16cid:durableId="1555463101">
     <w:abstractNumId w:val="15"/>
   </w:num>
-  <w:num w:numId="21">
+  <w:num w:numId="21" w16cid:durableId="1968388206">
     <w:abstractNumId w:val="3"/>
   </w:num>
-  <w:num w:numId="22">
+  <w:num w:numId="22" w16cid:durableId="1971856965">
     <w:abstractNumId w:val="24"/>
   </w:num>
-  <w:num w:numId="23">
+  <w:num w:numId="23" w16cid:durableId="1775438084">
     <w:abstractNumId w:val="29"/>
   </w:num>
-  <w:num w:numId="24">
+  <w:num w:numId="24" w16cid:durableId="1743675655">
     <w:abstractNumId w:val="4"/>
   </w:num>
-  <w:num w:numId="25">
+  <w:num w:numId="25" w16cid:durableId="352613102">
     <w:abstractNumId w:val="33"/>
   </w:num>
-  <w:num w:numId="26">
+  <w:num w:numId="26" w16cid:durableId="500659105">
     <w:abstractNumId w:val="20"/>
   </w:num>
-  <w:num w:numId="27">
+  <w:num w:numId="27" w16cid:durableId="1504517023">
     <w:abstractNumId w:val="18"/>
   </w:num>
-  <w:num w:numId="28">
+  <w:num w:numId="28" w16cid:durableId="1568302503">
     <w:abstractNumId w:val="10"/>
   </w:num>
-  <w:num w:numId="29">
+  <w:num w:numId="29" w16cid:durableId="267666482">
     <w:abstractNumId w:val="5"/>
   </w:num>
-  <w:num w:numId="30">
+  <w:num w:numId="30" w16cid:durableId="1004629862">
     <w:abstractNumId w:val="0"/>
   </w:num>
-  <w:num w:numId="31">
+  <w:num w:numId="31" w16cid:durableId="1325938714">
     <w:abstractNumId w:val="6"/>
   </w:num>
-  <w:num w:numId="32">
+  <w:num w:numId="32" w16cid:durableId="569779423">
     <w:abstractNumId w:val="16"/>
   </w:num>
-  <w:num w:numId="33">
+  <w:num w:numId="33" w16cid:durableId="697512853">
     <w:abstractNumId w:val="25"/>
   </w:num>
-  <w:num w:numId="34">
+  <w:num w:numId="34" w16cid:durableId="1782260271">
     <w:abstractNumId w:val="13"/>
   </w:num>
 </w:numbering>
